--- a/yoloonnxtobin/YOLO转RDK_X5_bin完整指南.docx
+++ b/yoloonnxtobin/YOLO转RDK_X5_bin完整指南.docx
@@ -7,7 +7,7 @@
         <w:pStyle w:val="Title"/>
       </w:pPr>
       <w:r>
-        <w:t xml:space="preserve">YOLO模型转RDK_X5_bin完整指南</w:t>
+        <w:t xml:space="preserve">YOLO 模型转 RDK X5 .bin 完整指南</w:t>
       </w:r>
     </w:p>
     <w:p>
@@ -15,7 +15,15 @@
         <w:pStyle w:val="Author"/>
       </w:pPr>
       <w:r>
-        <w:t xml:space="preserve">宋楠</w:t>
+        <w:t xml:space="preserve">RDK X5 开发手册</w:t>
+      </w:r>
+    </w:p>
+    <w:p>
+      <w:pPr>
+        <w:pStyle w:val="Date"/>
+      </w:pPr>
+      <w:r>
+        <w:t xml:space="preserve">2026-05-31</w:t>
       </w:r>
     </w:p>
     <w:sdt>
@@ -3817,542 +3825,37 @@
       <w:pPr>
         <w:pStyle w:val="Heading3"/>
       </w:pPr>
-      <w:bookmarkStart w:id="37" w:name="校准数据准备可选先-skip-可以跳过"/>
-      <w:r>
-        <w:t xml:space="preserve">4. 校准数据准备（可选，先 skip 可以跳过）</w:t>
+      <w:bookmarkStart w:id="37" w:name="校准数据准备"/>
+      <w:r>
+        <w:t xml:space="preserve">4. 校准数据准备</w:t>
       </w:r>
       <w:bookmarkEnd w:id="37"/>
     </w:p>
     <w:p>
       <w:pPr>
-        <w:pStyle w:val="BlockText"/>
-      </w:pPr>
-      <w:r>
-        <w:t xml:space="preserve">如果</w:t>
-      </w:r>
-      <w:r>
-        <w:t xml:space="preserve"> </w:t>
-      </w:r>
+        <w:pStyle w:val="Heading4"/>
+      </w:pPr>
+      <w:bookmarkStart w:id="38" w:name="先搞懂什么时候需要校准"/>
+      <w:r>
+        <w:t xml:space="preserve">4.0 先搞懂：什么时候需要校准？</w:t>
+      </w:r>
+      <w:bookmarkEnd w:id="38"/>
+    </w:p>
+    <w:p>
+      <w:pPr>
+        <w:pStyle w:val="FirstParagraph"/>
+      </w:pPr>
       <w:r>
         <w:rPr>
           <w:rStyle w:val="VerbatimChar"/>
         </w:rPr>
-        <w:t xml:space="preserve">calibration_type: "skip"</w:t>
-      </w:r>
-      <w:r>
-        <w:t xml:space="preserve">，跳过本节，直接第 5 步。</w:t>
-      </w:r>
-    </w:p>
-    <w:p>
-      <w:pPr>
-        <w:pStyle w:val="FirstParagraph"/>
-      </w:pPr>
-      <w:r>
-        <w:t xml:space="preserve">从训练集挑</w:t>
-      </w:r>
-      <w:r>
-        <w:t xml:space="preserve"> </w:t>
-      </w:r>
-      <w:r>
-        <w:rPr>
-          <w:b/>
-        </w:rPr>
-        <w:t xml:space="preserve">100 张典型图片</w:t>
-      </w:r>
-      <w:r>
-        <w:t xml:space="preserve">，放到宿主机</w:t>
-      </w:r>
-      <w:r>
-        <w:t xml:space="preserve"> </w:t>
-      </w:r>
-      <w:r>
-        <w:rPr>
-          <w:rStyle w:val="VerbatimChar"/>
-        </w:rPr>
-        <w:t xml:space="preserve">/home/hafeizhou/Desktop/x5_work/calibration_images/</w:t>
-      </w:r>
-      <w:r>
-        <w:t xml:space="preserve">。</w:t>
-      </w:r>
-    </w:p>
-    <w:p>
-      <w:pPr>
-        <w:pStyle w:val="BodyText"/>
-      </w:pPr>
-      <w:r>
-        <w:t xml:space="preserve">在容器内预处理：</w:t>
-      </w:r>
-    </w:p>
-    <w:p>
-      <w:pPr>
-        <w:pStyle w:val="SourceCode"/>
-      </w:pPr>
-      <w:r>
-        <w:rPr>
-          <w:rStyle w:val="FunctionTok"/>
-        </w:rPr>
-        <w:t xml:space="preserve">mkdir</w:t>
-      </w:r>
-      <w:r>
-        <w:rPr>
-          <w:rStyle w:val="NormalTok"/>
-        </w:rPr>
-        <w:t xml:space="preserve"> -p /workspace/calibration_data</w:t>
-      </w:r>
-      <w:r>
-        <w:br/>
-      </w:r>
-      <w:r>
-        <w:br/>
-      </w:r>
-      <w:r>
-        <w:rPr>
-          <w:rStyle w:val="FunctionTok"/>
-        </w:rPr>
-        <w:t xml:space="preserve">cat</w:t>
-      </w:r>
-      <w:r>
-        <w:rPr>
-          <w:rStyle w:val="NormalTok"/>
-        </w:rPr>
-        <w:t xml:space="preserve"> </w:t>
-      </w:r>
-      <w:r>
-        <w:rPr>
-          <w:rStyle w:val="OperatorTok"/>
-        </w:rPr>
-        <w:t xml:space="preserve">&gt;</w:t>
-      </w:r>
-      <w:r>
-        <w:rPr>
-          <w:rStyle w:val="NormalTok"/>
-        </w:rPr>
-        <w:t xml:space="preserve"> /workspace/preprocess.py </w:t>
-      </w:r>
-      <w:r>
-        <w:rPr>
-          <w:rStyle w:val="OperatorTok"/>
-        </w:rPr>
-        <w:t xml:space="preserve">&lt;&lt; 'PYEOF'</w:t>
-      </w:r>
-      <w:r>
-        <w:br/>
-      </w:r>
-      <w:r>
-        <w:rPr>
-          <w:rStyle w:val="NormalTok"/>
-        </w:rPr>
-        <w:t xml:space="preserve">import os, cv2</w:t>
-      </w:r>
-      <w:r>
-        <w:br/>
-      </w:r>
-      <w:r>
-        <w:rPr>
-          <w:rStyle w:val="NormalTok"/>
-        </w:rPr>
-        <w:t xml:space="preserve">import numpy as np</w:t>
-      </w:r>
-      <w:r>
-        <w:br/>
-      </w:r>
-      <w:r>
-        <w:br/>
-      </w:r>
-      <w:r>
-        <w:rPr>
-          <w:rStyle w:val="NormalTok"/>
-        </w:rPr>
-        <w:t xml:space="preserve">src_dir = "/workspace/calibration_images"</w:t>
-      </w:r>
-      <w:r>
-        <w:br/>
-      </w:r>
-      <w:r>
-        <w:rPr>
-          <w:rStyle w:val="NormalTok"/>
-        </w:rPr>
-        <w:t xml:space="preserve">dst_dir = "/workspace/calibration_data"</w:t>
-      </w:r>
-      <w:r>
-        <w:br/>
-      </w:r>
-      <w:r>
-        <w:rPr>
-          <w:rStyle w:val="NormalTok"/>
-        </w:rPr>
-        <w:t xml:space="preserve">os.makedirs(dst_dir, exist_ok=True)</w:t>
-      </w:r>
-      <w:r>
-        <w:br/>
-      </w:r>
-      <w:r>
-        <w:br/>
-      </w:r>
-      <w:r>
-        <w:rPr>
-          <w:rStyle w:val="NormalTok"/>
-        </w:rPr>
-        <w:t xml:space="preserve">count = 0</w:t>
-      </w:r>
-      <w:r>
-        <w:br/>
-      </w:r>
-      <w:r>
-        <w:rPr>
-          <w:rStyle w:val="NormalTok"/>
-        </w:rPr>
-        <w:t xml:space="preserve">for fname in sorted(os.listdir(src_dir)):</w:t>
-      </w:r>
-      <w:r>
-        <w:br/>
-      </w:r>
-      <w:r>
-        <w:rPr>
-          <w:rStyle w:val="NormalTok"/>
-        </w:rPr>
-        <w:t xml:space="preserve">    if not fname.lower().endswith(('.jpg','.jpeg','.png','.bmp')):</w:t>
-      </w:r>
-      <w:r>
-        <w:br/>
-      </w:r>
-      <w:r>
-        <w:rPr>
-          <w:rStyle w:val="NormalTok"/>
-        </w:rPr>
-        <w:t xml:space="preserve">        continue</w:t>
-      </w:r>
-      <w:r>
-        <w:br/>
-      </w:r>
-      <w:r>
-        <w:rPr>
-          <w:rStyle w:val="NormalTok"/>
-        </w:rPr>
-        <w:t xml:space="preserve">    img = cv2.imread(os.path.join(src_dir, fname))</w:t>
-      </w:r>
-      <w:r>
-        <w:br/>
-      </w:r>
-      <w:r>
-        <w:rPr>
-          <w:rStyle w:val="NormalTok"/>
-        </w:rPr>
-        <w:t xml:space="preserve">    if img is None:</w:t>
-      </w:r>
-      <w:r>
-        <w:br/>
-      </w:r>
-      <w:r>
-        <w:rPr>
-          <w:rStyle w:val="NormalTok"/>
-        </w:rPr>
-        <w:t xml:space="preserve">        continue</w:t>
-      </w:r>
-      <w:r>
-        <w:br/>
-      </w:r>
-      <w:r>
-        <w:rPr>
-          <w:rStyle w:val="NormalTok"/>
-        </w:rPr>
-        <w:t xml:space="preserve">    img = cv2.resize(img, (640, 640))</w:t>
-      </w:r>
-      <w:r>
-        <w:br/>
-      </w:r>
-      <w:r>
-        <w:rPr>
-          <w:rStyle w:val="NormalTok"/>
-        </w:rPr>
-        <w:t xml:space="preserve">    img = cv2.cvtColor(img, cv2.COLOR_BGR2RGB)</w:t>
-      </w:r>
-      <w:r>
-        <w:br/>
-      </w:r>
-      <w:r>
-        <w:rPr>
-          <w:rStyle w:val="NormalTok"/>
-        </w:rPr>
-        <w:t xml:space="preserve">    img = img.astype(np.float32)</w:t>
-      </w:r>
-      <w:r>
-        <w:br/>
-      </w:r>
-      <w:r>
-        <w:rPr>
-          <w:rStyle w:val="NormalTok"/>
-        </w:rPr>
-        <w:t xml:space="preserve">    img.tofile(os.path.join(dst_dir, fname.rsplit('.', 1)[0] + '.bin'))</w:t>
-      </w:r>
-      <w:r>
-        <w:br/>
-      </w:r>
-      <w:r>
-        <w:rPr>
-          <w:rStyle w:val="NormalTok"/>
-        </w:rPr>
-        <w:t xml:space="preserve">    count += 1</w:t>
-      </w:r>
-      <w:r>
-        <w:br/>
-      </w:r>
-      <w:r>
-        <w:rPr>
-          <w:rStyle w:val="NormalTok"/>
-        </w:rPr>
-        <w:t xml:space="preserve">    print(f"[{count}] Processed: {fname}")</w:t>
-      </w:r>
-      <w:r>
-        <w:br/>
-      </w:r>
-      <w:r>
-        <w:br/>
-      </w:r>
-      <w:r>
-        <w:rPr>
-          <w:rStyle w:val="NormalTok"/>
-        </w:rPr>
-        <w:t xml:space="preserve">print(f"\nDone! {count} files saved to {dst_dir}")</w:t>
-      </w:r>
-      <w:r>
-        <w:br/>
-      </w:r>
-      <w:r>
-        <w:rPr>
-          <w:rStyle w:val="OperatorTok"/>
-        </w:rPr>
-        <w:t xml:space="preserve">PYEOF</w:t>
-      </w:r>
-      <w:r>
-        <w:br/>
-      </w:r>
-      <w:r>
-        <w:br/>
-      </w:r>
-      <w:r>
-        <w:rPr>
-          <w:rStyle w:val="ExtensionTok"/>
-        </w:rPr>
-        <w:t xml:space="preserve">python3</w:t>
-      </w:r>
-      <w:r>
-        <w:rPr>
-          <w:rStyle w:val="NormalTok"/>
-        </w:rPr>
-        <w:t xml:space="preserve"> preprocess.py</w:t>
-      </w:r>
-    </w:p>
-    <w:p>
-      <w:pPr>
-        <w:pStyle w:val="FirstParagraph"/>
-      </w:pPr>
-      <w:r>
-        <w:t xml:space="preserve">然后把 yaml 里的</w:t>
-      </w:r>
-      <w:r>
-        <w:t xml:space="preserve"> </w:t>
-      </w:r>
-      <w:r>
-        <w:rPr>
-          <w:rStyle w:val="VerbatimChar"/>
-        </w:rPr>
         <w:t xml:space="preserve">calibration_type</w:t>
       </w:r>
       <w:r>
         <w:t xml:space="preserve"> </w:t>
       </w:r>
       <w:r>
-        <w:t xml:space="preserve">改成</w:t>
-      </w:r>
-      <w:r>
-        <w:t xml:space="preserve"> </w:t>
-      </w:r>
-      <w:r>
-        <w:rPr>
-          <w:rStyle w:val="VerbatimChar"/>
-        </w:rPr>
-        <w:t xml:space="preserve">"default"</w:t>
-      </w:r>
-      <w:r>
-        <w:t xml:space="preserve">，重新跑</w:t>
-      </w:r>
-      <w:r>
-        <w:t xml:space="preserve"> </w:t>
-      </w:r>
-      <w:r>
-        <w:rPr>
-          <w:rStyle w:val="VerbatimChar"/>
-        </w:rPr>
-        <w:t xml:space="preserve">hb_mapper makertbin</w:t>
-      </w:r>
-      <w:r>
-        <w:t xml:space="preserve">。</w:t>
-      </w:r>
-    </w:p>
-    <w:p>
-      <w:r>
-        <w:pict>
-          <v:rect style="width:0;height:1.5pt" o:hralign="center" o:hrstd="t" o:hr="t"/>
-        </w:pict>
-      </w:r>
-    </w:p>
-    <w:p>
-      <w:pPr>
-        <w:pStyle w:val="Heading3"/>
-      </w:pPr>
-      <w:bookmarkStart w:id="38" w:name="onnx-.bin-转换临门一脚"/>
-      <w:r>
-        <w:t xml:space="preserve">5. ONNX → .bin 转换（临门一脚）</w:t>
-      </w:r>
-      <w:bookmarkEnd w:id="38"/>
-    </w:p>
-    <w:p>
-      <w:pPr>
-        <w:pStyle w:val="SourceCode"/>
-      </w:pPr>
-      <w:r>
-        <w:rPr>
-          <w:rStyle w:val="BuiltInTok"/>
-        </w:rPr>
-        <w:t xml:space="preserve">cd</w:t>
-      </w:r>
-      <w:r>
-        <w:rPr>
-          <w:rStyle w:val="NormalTok"/>
-        </w:rPr>
-        <w:t xml:space="preserve"> /workspace</w:t>
-      </w:r>
-      <w:r>
-        <w:br/>
-      </w:r>
-      <w:r>
-        <w:rPr>
-          <w:rStyle w:val="ExtensionTok"/>
-        </w:rPr>
-        <w:t xml:space="preserve">hb_mapper</w:t>
-      </w:r>
-      <w:r>
-        <w:rPr>
-          <w:rStyle w:val="NormalTok"/>
-        </w:rPr>
-        <w:t xml:space="preserve"> makertbin --config yolo_config.yaml --model-type onnx</w:t>
-      </w:r>
-    </w:p>
-    <w:p>
-      <w:pPr>
-        <w:pStyle w:val="FirstParagraph"/>
-      </w:pPr>
-      <w:r>
-        <w:t xml:space="preserve">成功后会在</w:t>
-      </w:r>
-      <w:r>
-        <w:t xml:space="preserve"> </w:t>
-      </w:r>
-      <w:r>
-        <w:rPr>
-          <w:rStyle w:val="VerbatimChar"/>
-        </w:rPr>
-        <w:t xml:space="preserve">model_output/</w:t>
-      </w:r>
-      <w:r>
-        <w:t xml:space="preserve"> </w:t>
-      </w:r>
-      <w:r>
-        <w:t xml:space="preserve">生成：</w:t>
-      </w:r>
-    </w:p>
-    <w:p>
-      <w:pPr>
-        <w:pStyle w:val="SourceCode"/>
-      </w:pPr>
-      <w:r>
-        <w:rPr>
-          <w:rStyle w:val="FunctionTok"/>
-        </w:rPr>
-        <w:t xml:space="preserve">ls</w:t>
-      </w:r>
-      <w:r>
-        <w:rPr>
-          <w:rStyle w:val="NormalTok"/>
-        </w:rPr>
-        <w:t xml:space="preserve"> model_output/*.bin</w:t>
-      </w:r>
-      <w:r>
-        <w:br/>
-      </w:r>
-      <w:r>
-        <w:rPr>
-          <w:rStyle w:val="CommentTok"/>
-        </w:rPr>
-        <w:t xml:space="preserve"># 预期：model_output/model.bin</w:t>
-      </w:r>
-    </w:p>
-    <w:p>
-      <w:r>
-        <w:pict>
-          <v:rect style="width:0;height:1.5pt" o:hralign="center" o:hrstd="t" o:hr="t"/>
-        </w:pict>
-      </w:r>
-    </w:p>
-    <w:p>
-      <w:pPr>
-        <w:pStyle w:val="Heading3"/>
-      </w:pPr>
-      <w:bookmarkStart w:id="39" w:name="无板验证确认-.bin-模型正确性"/>
-      <w:r>
-        <w:t xml:space="preserve">5.5 无板验证：确认 .bin 模型正确性</w:t>
-      </w:r>
-      <w:bookmarkEnd w:id="39"/>
-    </w:p>
-    <w:p>
-      <w:pPr>
-        <w:pStyle w:val="BlockText"/>
-      </w:pPr>
-      <w:r>
-        <w:t xml:space="preserve">如果你手头没有 RDK X5 板子，可以在容器内验证 .bin 和量化 ONNX 的数值一致性。</w:t>
-      </w:r>
-    </w:p>
-    <w:p>
-      <w:pPr>
-        <w:pStyle w:val="Heading4"/>
-      </w:pPr>
-      <w:bookmarkStart w:id="40" w:name="hb_verifier-严格一致性检查"/>
-      <w:r>
-        <w:t xml:space="preserve">5.5.1 hb_verifier 严格一致性检查</w:t>
-      </w:r>
-      <w:bookmarkEnd w:id="40"/>
-    </w:p>
-    <w:p>
-      <w:pPr>
-        <w:pStyle w:val="SourceCode"/>
-      </w:pPr>
-      <w:r>
-        <w:rPr>
-          <w:rStyle w:val="BuiltInTok"/>
-        </w:rPr>
-        <w:t xml:space="preserve">cd</w:t>
-      </w:r>
-      <w:r>
-        <w:rPr>
-          <w:rStyle w:val="NormalTok"/>
-        </w:rPr>
-        <w:t xml:space="preserve"> /workspace/model_output</w:t>
-      </w:r>
-      <w:r>
-        <w:br/>
-      </w:r>
-      <w:r>
-        <w:rPr>
-          <w:rStyle w:val="ExtensionTok"/>
-        </w:rPr>
-        <w:t xml:space="preserve">hb_verifier</w:t>
-      </w:r>
-      <w:r>
-        <w:rPr>
-          <w:rStyle w:val="NormalTok"/>
-        </w:rPr>
-        <w:t xml:space="preserve"> -m model_quantized_model.onnx,model.bin -s True</w:t>
+        <w:t xml:space="preserve">有两个值，不同阶段用不同的：</w:t>
       </w:r>
     </w:p>
     <w:tbl>
@@ -4379,7 +3882,7 @@
               <w:jc w:val="left"/>
             </w:pPr>
             <w:r>
-              <w:t xml:space="preserve">参数</w:t>
+              <w:t xml:space="preserve">值</w:t>
             </w:r>
           </w:p>
         </w:tc>
@@ -4400,6 +3903,1997 @@
             </w:r>
           </w:p>
         </w:tc>
+        <w:tc>
+          <w:tcPr>
+            <w:tcBorders>
+              <w:bottom w:val="single"/>
+            </w:tcBorders>
+            <w:vAlign w:val="bottom"/>
+          </w:tcPr>
+          <w:p>
+            <w:pPr>
+              <w:pStyle w:val="Compact"/>
+              <w:jc w:val="center"/>
+            </w:pPr>
+            <w:r>
+              <w:t xml:space="preserve">精度</w:t>
+            </w:r>
+          </w:p>
+        </w:tc>
+        <w:tc>
+          <w:tcPr>
+            <w:tcBorders>
+              <w:bottom w:val="single"/>
+            </w:tcBorders>
+            <w:vAlign w:val="bottom"/>
+          </w:tcPr>
+          <w:p>
+            <w:pPr>
+              <w:pStyle w:val="Compact"/>
+              <w:jc w:val="center"/>
+            </w:pPr>
+            <w:r>
+              <w:t xml:space="preserve">速度</w:t>
+            </w:r>
+          </w:p>
+        </w:tc>
+        <w:tc>
+          <w:tcPr>
+            <w:tcBorders>
+              <w:bottom w:val="single"/>
+            </w:tcBorders>
+            <w:vAlign w:val="bottom"/>
+          </w:tcPr>
+          <w:p>
+            <w:pPr>
+              <w:pStyle w:val="Compact"/>
+              <w:jc w:val="left"/>
+            </w:pPr>
+            <w:r>
+              <w:t xml:space="preserve">适用场景</w:t>
+            </w:r>
+          </w:p>
+        </w:tc>
+      </w:tr>
+      <w:tr>
+        <w:tc>
+          <w:p>
+            <w:pPr>
+              <w:pStyle w:val="Compact"/>
+              <w:jc w:val="left"/>
+            </w:pPr>
+            <w:r>
+              <w:rPr>
+                <w:rStyle w:val="VerbatimChar"/>
+              </w:rPr>
+              <w:t xml:space="preserve">"skip"</w:t>
+            </w:r>
+          </w:p>
+        </w:tc>
+        <w:tc>
+          <w:p>
+            <w:pPr>
+              <w:pStyle w:val="Compact"/>
+              <w:jc w:val="left"/>
+            </w:pPr>
+            <w:r>
+              <w:t xml:space="preserve">跳过校准，用默认参数直接量化</w:t>
+            </w:r>
+          </w:p>
+        </w:tc>
+        <w:tc>
+          <w:p>
+            <w:pPr>
+              <w:pStyle w:val="Compact"/>
+              <w:jc w:val="center"/>
+            </w:pPr>
+            <w:r>
+              <w:t xml:space="preserve">⭐⭐</w:t>
+            </w:r>
+          </w:p>
+        </w:tc>
+        <w:tc>
+          <w:p>
+            <w:pPr>
+              <w:pStyle w:val="Compact"/>
+              <w:jc w:val="center"/>
+            </w:pPr>
+            <w:r>
+              <w:t xml:space="preserve">快</w:t>
+            </w:r>
+          </w:p>
+        </w:tc>
+        <w:tc>
+          <w:p>
+            <w:pPr>
+              <w:pStyle w:val="Compact"/>
+              <w:jc w:val="left"/>
+            </w:pPr>
+            <w:r>
+              <w:t xml:space="preserve">第 1 次跑，验证转换流程能不能通</w:t>
+            </w:r>
+          </w:p>
+        </w:tc>
+      </w:tr>
+      <w:tr>
+        <w:tc>
+          <w:p>
+            <w:pPr>
+              <w:pStyle w:val="Compact"/>
+              <w:jc w:val="left"/>
+            </w:pPr>
+            <w:r>
+              <w:rPr>
+                <w:rStyle w:val="VerbatimChar"/>
+              </w:rPr>
+              <w:t xml:space="preserve">"default"</w:t>
+            </w:r>
+          </w:p>
+        </w:tc>
+        <w:tc>
+          <w:p>
+            <w:pPr>
+              <w:pStyle w:val="Compact"/>
+              <w:jc w:val="left"/>
+            </w:pPr>
+            <w:r>
+              <w:t xml:space="preserve">用校准数据指导量化</w:t>
+            </w:r>
+          </w:p>
+        </w:tc>
+        <w:tc>
+          <w:p>
+            <w:pPr>
+              <w:pStyle w:val="Compact"/>
+              <w:jc w:val="center"/>
+            </w:pPr>
+            <w:r>
+              <w:t xml:space="preserve">⭐⭐⭐</w:t>
+            </w:r>
+          </w:p>
+        </w:tc>
+        <w:tc>
+          <w:p>
+            <w:pPr>
+              <w:pStyle w:val="Compact"/>
+              <w:jc w:val="center"/>
+            </w:pPr>
+            <w:r>
+              <w:t xml:space="preserve">慢（多几分钟）</w:t>
+            </w:r>
+          </w:p>
+        </w:tc>
+        <w:tc>
+          <w:p>
+            <w:pPr>
+              <w:pStyle w:val="Compact"/>
+              <w:jc w:val="left"/>
+            </w:pPr>
+            <w:r>
+              <w:t xml:space="preserve">正式部署，追求板端精度</w:t>
+            </w:r>
+          </w:p>
+        </w:tc>
+      </w:tr>
+    </w:tbl>
+    <w:p>
+      <w:pPr>
+        <w:pStyle w:val="BodyText"/>
+      </w:pPr>
+      <w:r>
+        <w:rPr>
+          <w:b/>
+        </w:rPr>
+        <w:t xml:space="preserve">推荐路线</w:t>
+      </w:r>
+      <w:r>
+        <w:t xml:space="preserve">：先</w:t>
+      </w:r>
+      <w:r>
+        <w:t xml:space="preserve"> </w:t>
+      </w:r>
+      <w:r>
+        <w:rPr>
+          <w:rStyle w:val="VerbatimChar"/>
+        </w:rPr>
+        <w:t xml:space="preserve">"skip"</w:t>
+      </w:r>
+      <w:r>
+        <w:t xml:space="preserve"> </w:t>
+      </w:r>
+      <w:r>
+        <w:t xml:space="preserve">快速出一版</w:t>
+      </w:r>
+      <w:r>
+        <w:t xml:space="preserve"> </w:t>
+      </w:r>
+      <w:r>
+        <w:rPr>
+          <w:rStyle w:val="VerbatimChar"/>
+        </w:rPr>
+        <w:t xml:space="preserve">.bin</w:t>
+      </w:r>
+      <w:r>
+        <w:t xml:space="preserve"> </w:t>
+      </w:r>
+      <w:r>
+        <w:t xml:space="preserve">跑通流程 → 再</w:t>
+      </w:r>
+      <w:r>
+        <w:t xml:space="preserve"> </w:t>
+      </w:r>
+      <w:r>
+        <w:rPr>
+          <w:rStyle w:val="VerbatimChar"/>
+        </w:rPr>
+        <w:t xml:space="preserve">"default"</w:t>
+      </w:r>
+      <w:r>
+        <w:t xml:space="preserve"> </w:t>
+      </w:r>
+      <w:r>
+        <w:t xml:space="preserve">出正式版。</w:t>
+      </w:r>
+    </w:p>
+    <w:p>
+      <w:pPr>
+        <w:pStyle w:val="BlockText"/>
+      </w:pPr>
+      <w:r>
+        <w:t xml:space="preserve">如果你现在 yaml 里写的是</w:t>
+      </w:r>
+      <w:r>
+        <w:t xml:space="preserve"> </w:t>
+      </w:r>
+      <w:r>
+        <w:rPr>
+          <w:rStyle w:val="VerbatimChar"/>
+        </w:rPr>
+        <w:t xml:space="preserve">calibration_type: "skip"</w:t>
+      </w:r>
+      <w:r>
+        <w:t xml:space="preserve">，且你只是想先验证转换能不能通，</w:t>
+      </w:r>
+      <w:r>
+        <w:rPr>
+          <w:b/>
+        </w:rPr>
+        <w:t xml:space="preserve">直接跳到第 5 步</w:t>
+      </w:r>
+      <w:r>
+        <w:t xml:space="preserve">，本节不用看。</w:t>
+      </w:r>
+    </w:p>
+    <w:p>
+      <w:r>
+        <w:pict>
+          <v:rect style="width:0;height:1.5pt" o:hralign="center" o:hrstd="t" o:hr="t"/>
+        </w:pict>
+      </w:r>
+    </w:p>
+    <w:p>
+      <w:pPr>
+        <w:pStyle w:val="Heading4"/>
+      </w:pPr>
+      <w:bookmarkStart w:id="39" w:name="准备校准图片宿主机操作"/>
+      <w:r>
+        <w:t xml:space="preserve">4.1 准备校准图片（宿主机操作）</w:t>
+      </w:r>
+      <w:bookmarkEnd w:id="39"/>
+    </w:p>
+    <w:p>
+      <w:pPr>
+        <w:pStyle w:val="FirstParagraph"/>
+      </w:pPr>
+      <w:r>
+        <w:t xml:space="preserve">校准需要</w:t>
+      </w:r>
+      <w:r>
+        <w:t xml:space="preserve"> </w:t>
+      </w:r>
+      <w:r>
+        <w:rPr>
+          <w:b/>
+        </w:rPr>
+        <w:t xml:space="preserve">100 张左右</w:t>
+      </w:r>
+      <w:r>
+        <w:t xml:space="preserve">能代表你实际场景的图片。图片要求：</w:t>
+      </w:r>
+    </w:p>
+    <w:p>
+      <w:pPr>
+        <w:numPr>
+          <w:ilvl w:val="0"/>
+          <w:numId w:val="1001"/>
+        </w:numPr>
+        <w:pStyle w:val="Compact"/>
+      </w:pPr>
+      <w:r>
+        <w:t xml:space="preserve">格式：</w:t>
+      </w:r>
+      <w:r>
+        <w:rPr>
+          <w:rStyle w:val="VerbatimChar"/>
+        </w:rPr>
+        <w:t xml:space="preserve">.jpg</w:t>
+      </w:r>
+      <w:r>
+        <w:t xml:space="preserve"> </w:t>
+      </w:r>
+      <w:r>
+        <w:t xml:space="preserve">/</w:t>
+      </w:r>
+      <w:r>
+        <w:t xml:space="preserve"> </w:t>
+      </w:r>
+      <w:r>
+        <w:rPr>
+          <w:rStyle w:val="VerbatimChar"/>
+        </w:rPr>
+        <w:t xml:space="preserve">.jpeg</w:t>
+      </w:r>
+      <w:r>
+        <w:t xml:space="preserve"> </w:t>
+      </w:r>
+      <w:r>
+        <w:t xml:space="preserve">/</w:t>
+      </w:r>
+      <w:r>
+        <w:t xml:space="preserve"> </w:t>
+      </w:r>
+      <w:r>
+        <w:rPr>
+          <w:rStyle w:val="VerbatimChar"/>
+        </w:rPr>
+        <w:t xml:space="preserve">.png</w:t>
+      </w:r>
+      <w:r>
+        <w:t xml:space="preserve"> </w:t>
+      </w:r>
+      <w:r>
+        <w:t xml:space="preserve">/</w:t>
+      </w:r>
+      <w:r>
+        <w:t xml:space="preserve"> </w:t>
+      </w:r>
+      <w:r>
+        <w:rPr>
+          <w:rStyle w:val="VerbatimChar"/>
+        </w:rPr>
+        <w:t xml:space="preserve">.bmp</w:t>
+      </w:r>
+    </w:p>
+    <w:p>
+      <w:pPr>
+        <w:numPr>
+          <w:ilvl w:val="0"/>
+          <w:numId w:val="1001"/>
+        </w:numPr>
+        <w:pStyle w:val="Compact"/>
+      </w:pPr>
+      <w:r>
+        <w:t xml:space="preserve">尺寸：不限（脚本会自动 resize 到 640×640）</w:t>
+      </w:r>
+    </w:p>
+    <w:p>
+      <w:pPr>
+        <w:numPr>
+          <w:ilvl w:val="0"/>
+          <w:numId w:val="1001"/>
+        </w:numPr>
+        <w:pStyle w:val="Compact"/>
+      </w:pPr>
+      <w:r>
+        <w:t xml:space="preserve">数量：建议 100~200 张，最少 50 张</w:t>
+      </w:r>
+    </w:p>
+    <w:p>
+      <w:pPr>
+        <w:numPr>
+          <w:ilvl w:val="0"/>
+          <w:numId w:val="1001"/>
+        </w:numPr>
+        <w:pStyle w:val="Compact"/>
+      </w:pPr>
+      <w:r>
+        <w:t xml:space="preserve">来源：从训练集/测试集里随机挑，或者用实际场景拍的照片</w:t>
+      </w:r>
+    </w:p>
+    <w:p>
+      <w:pPr>
+        <w:pStyle w:val="FirstParagraph"/>
+      </w:pPr>
+      <w:r>
+        <w:rPr>
+          <w:b/>
+        </w:rPr>
+        <w:t xml:space="preserve">⚠️ 在宿主机执行</w:t>
+      </w:r>
+      <w:r>
+        <w:t xml:space="preserve">，把图片放到这个目录：</w:t>
+      </w:r>
+    </w:p>
+    <w:p>
+      <w:pPr>
+        <w:pStyle w:val="SourceCode"/>
+      </w:pPr>
+      <w:r>
+        <w:rPr>
+          <w:rStyle w:val="FunctionTok"/>
+        </w:rPr>
+        <w:t xml:space="preserve">mkdir</w:t>
+      </w:r>
+      <w:r>
+        <w:rPr>
+          <w:rStyle w:val="NormalTok"/>
+        </w:rPr>
+        <w:t xml:space="preserve"> -p /home/hafeizhou/Desktop/x5_work/calibration_images</w:t>
+      </w:r>
+      <w:r>
+        <w:br/>
+      </w:r>
+      <w:r>
+        <w:rPr>
+          <w:rStyle w:val="CommentTok"/>
+        </w:rPr>
+        <w:t xml:space="preserve"># 然后用文件管理器拖进去，或者 cp 进来</w:t>
+      </w:r>
+      <w:r>
+        <w:br/>
+      </w:r>
+      <w:r>
+        <w:rPr>
+          <w:rStyle w:val="CommentTok"/>
+        </w:rPr>
+        <w:t xml:space="preserve"># 比如：cp /path/to/your/images/*.jpg /home/hafeizhou/Desktop/x5_work/calibration_images/</w:t>
+      </w:r>
+    </w:p>
+    <w:p>
+      <w:pPr>
+        <w:pStyle w:val="FirstParagraph"/>
+      </w:pPr>
+      <w:r>
+        <w:t xml:space="preserve">确认图片数量：</w:t>
+      </w:r>
+    </w:p>
+    <w:p>
+      <w:pPr>
+        <w:pStyle w:val="SourceCode"/>
+      </w:pPr>
+      <w:r>
+        <w:rPr>
+          <w:rStyle w:val="FunctionTok"/>
+        </w:rPr>
+        <w:t xml:space="preserve">ls</w:t>
+      </w:r>
+      <w:r>
+        <w:rPr>
+          <w:rStyle w:val="NormalTok"/>
+        </w:rPr>
+        <w:t xml:space="preserve"> /home/hafeizhou/Desktop/x5_work/calibration_images/ </w:t>
+      </w:r>
+      <w:r>
+        <w:rPr>
+          <w:rStyle w:val="KeywordTok"/>
+        </w:rPr>
+        <w:t xml:space="preserve">|</w:t>
+      </w:r>
+      <w:r>
+        <w:rPr>
+          <w:rStyle w:val="NormalTok"/>
+        </w:rPr>
+        <w:t xml:space="preserve"> </w:t>
+      </w:r>
+      <w:r>
+        <w:rPr>
+          <w:rStyle w:val="FunctionTok"/>
+        </w:rPr>
+        <w:t xml:space="preserve">wc</w:t>
+      </w:r>
+      <w:r>
+        <w:rPr>
+          <w:rStyle w:val="NormalTok"/>
+        </w:rPr>
+        <w:t xml:space="preserve"> -l</w:t>
+      </w:r>
+    </w:p>
+    <w:p>
+      <w:pPr>
+        <w:pStyle w:val="BlockText"/>
+      </w:pPr>
+      <w:r>
+        <w:t xml:space="preserve">注意：如果你是</w:t>
+      </w:r>
+      <w:r>
+        <w:rPr>
+          <w:b/>
+        </w:rPr>
+        <w:t xml:space="preserve">第 2 次跑校准</w:t>
+      </w:r>
+      <w:r>
+        <w:t xml:space="preserve">（之前跑过一次 skip 或之前校准过），先清掉旧的：</w:t>
+      </w:r>
+    </w:p>
+    <w:p>
+      <w:pPr>
+        <w:pStyle w:val="SourceCode"/>
+      </w:pPr>
+      <w:r>
+        <w:rPr>
+          <w:rStyle w:val="FunctionTok"/>
+        </w:rPr>
+        <w:t xml:space="preserve">rm</w:t>
+      </w:r>
+      <w:r>
+        <w:rPr>
+          <w:rStyle w:val="NormalTok"/>
+        </w:rPr>
+        <w:t xml:space="preserve"> -rf /home/hafeizhou/Desktop/x5_work/calibration_data/</w:t>
+      </w:r>
+    </w:p>
+    <w:p>
+      <w:r>
+        <w:pict>
+          <v:rect style="width:0;height:1.5pt" o:hralign="center" o:hrstd="t" o:hr="t"/>
+        </w:pict>
+      </w:r>
+    </w:p>
+    <w:p>
+      <w:pPr>
+        <w:pStyle w:val="Heading4"/>
+      </w:pPr>
+      <w:bookmarkStart w:id="40" w:name="启动容器并预处理图片"/>
+      <w:r>
+        <w:t xml:space="preserve">4.2 启动容器并预处理图片</w:t>
+      </w:r>
+      <w:bookmarkEnd w:id="40"/>
+    </w:p>
+    <w:p>
+      <w:pPr>
+        <w:pStyle w:val="FirstParagraph"/>
+      </w:pPr>
+      <w:r>
+        <w:rPr>
+          <w:b/>
+        </w:rPr>
+        <w:t xml:space="preserve">进入容器</w:t>
+      </w:r>
+      <w:r>
+        <w:t xml:space="preserve">：</w:t>
+      </w:r>
+    </w:p>
+    <w:p>
+      <w:pPr>
+        <w:pStyle w:val="SourceCode"/>
+      </w:pPr>
+      <w:r>
+        <w:rPr>
+          <w:rStyle w:val="ExtensionTok"/>
+        </w:rPr>
+        <w:t xml:space="preserve">docker</w:t>
+      </w:r>
+      <w:r>
+        <w:rPr>
+          <w:rStyle w:val="NormalTok"/>
+        </w:rPr>
+        <w:t xml:space="preserve"> run -it --rm </w:t>
+      </w:r>
+      <w:r>
+        <w:rPr>
+          <w:rStyle w:val="KeywordTok"/>
+        </w:rPr>
+        <w:t xml:space="preserve">\</w:t>
+      </w:r>
+      <w:r>
+        <w:br/>
+      </w:r>
+      <w:r>
+        <w:rPr>
+          <w:rStyle w:val="NormalTok"/>
+        </w:rPr>
+        <w:t xml:space="preserve">  </w:t>
+      </w:r>
+      <w:r>
+        <w:rPr>
+          <w:rStyle w:val="ExtensionTok"/>
+        </w:rPr>
+        <w:t xml:space="preserve">-v</w:t>
+      </w:r>
+      <w:r>
+        <w:rPr>
+          <w:rStyle w:val="NormalTok"/>
+        </w:rPr>
+        <w:t xml:space="preserve"> /home/hafeizhou/Desktop/x5_work:/workspace </w:t>
+      </w:r>
+      <w:r>
+        <w:rPr>
+          <w:rStyle w:val="KeywordTok"/>
+        </w:rPr>
+        <w:t xml:space="preserve">\</w:t>
+      </w:r>
+      <w:r>
+        <w:br/>
+      </w:r>
+      <w:r>
+        <w:rPr>
+          <w:rStyle w:val="NormalTok"/>
+        </w:rPr>
+        <w:t xml:space="preserve">  </w:t>
+      </w:r>
+      <w:r>
+        <w:rPr>
+          <w:rStyle w:val="ExtensionTok"/>
+        </w:rPr>
+        <w:t xml:space="preserve">openexplorer</w:t>
+      </w:r>
+      <w:r>
+        <w:rPr>
+          <w:rStyle w:val="NormalTok"/>
+        </w:rPr>
+        <w:t xml:space="preserve">/ai_toolchain_ubuntu_20_x5_cpu:</w:t>
+      </w:r>
+      <w:r>
+        <w:rPr>
+          <w:rStyle w:val="ExtensionTok"/>
+        </w:rPr>
+        <w:t xml:space="preserve">v1.2.8</w:t>
+      </w:r>
+    </w:p>
+    <w:p>
+      <w:pPr>
+        <w:pStyle w:val="FirstParagraph"/>
+      </w:pPr>
+      <w:r>
+        <w:rPr>
+          <w:b/>
+        </w:rPr>
+        <w:t xml:space="preserve">在容器内</w:t>
+      </w:r>
+      <w:r>
+        <w:t xml:space="preserve">执行以下命令（全部复制，一次粘贴进去）：</w:t>
+      </w:r>
+    </w:p>
+    <w:p>
+      <w:pPr>
+        <w:pStyle w:val="SourceCode"/>
+      </w:pPr>
+      <w:r>
+        <w:rPr>
+          <w:rStyle w:val="CommentTok"/>
+        </w:rPr>
+        <w:t xml:space="preserve"># 1. 创建校准数据输出目录</w:t>
+      </w:r>
+      <w:r>
+        <w:br/>
+      </w:r>
+      <w:r>
+        <w:rPr>
+          <w:rStyle w:val="FunctionTok"/>
+        </w:rPr>
+        <w:t xml:space="preserve">mkdir</w:t>
+      </w:r>
+      <w:r>
+        <w:rPr>
+          <w:rStyle w:val="NormalTok"/>
+        </w:rPr>
+        <w:t xml:space="preserve"> -p /workspace/calibration_data</w:t>
+      </w:r>
+      <w:r>
+        <w:br/>
+      </w:r>
+      <w:r>
+        <w:br/>
+      </w:r>
+      <w:r>
+        <w:rPr>
+          <w:rStyle w:val="CommentTok"/>
+        </w:rPr>
+        <w:t xml:space="preserve"># 2. 写预处理脚本（把 jpg/png 转成工具链要求的 .bin 格式）</w:t>
+      </w:r>
+      <w:r>
+        <w:br/>
+      </w:r>
+      <w:r>
+        <w:rPr>
+          <w:rStyle w:val="FunctionTok"/>
+        </w:rPr>
+        <w:t xml:space="preserve">cat</w:t>
+      </w:r>
+      <w:r>
+        <w:rPr>
+          <w:rStyle w:val="NormalTok"/>
+        </w:rPr>
+        <w:t xml:space="preserve"> </w:t>
+      </w:r>
+      <w:r>
+        <w:rPr>
+          <w:rStyle w:val="OperatorTok"/>
+        </w:rPr>
+        <w:t xml:space="preserve">&gt;</w:t>
+      </w:r>
+      <w:r>
+        <w:rPr>
+          <w:rStyle w:val="NormalTok"/>
+        </w:rPr>
+        <w:t xml:space="preserve"> /workspace/preprocess.py </w:t>
+      </w:r>
+      <w:r>
+        <w:rPr>
+          <w:rStyle w:val="OperatorTok"/>
+        </w:rPr>
+        <w:t xml:space="preserve">&lt;&lt; 'PYEOF'</w:t>
+      </w:r>
+      <w:r>
+        <w:br/>
+      </w:r>
+      <w:r>
+        <w:rPr>
+          <w:rStyle w:val="NormalTok"/>
+        </w:rPr>
+        <w:t xml:space="preserve">import os, cv2</w:t>
+      </w:r>
+      <w:r>
+        <w:br/>
+      </w:r>
+      <w:r>
+        <w:rPr>
+          <w:rStyle w:val="NormalTok"/>
+        </w:rPr>
+        <w:t xml:space="preserve">import numpy as np</w:t>
+      </w:r>
+      <w:r>
+        <w:br/>
+      </w:r>
+      <w:r>
+        <w:br/>
+      </w:r>
+      <w:r>
+        <w:rPr>
+          <w:rStyle w:val="NormalTok"/>
+        </w:rPr>
+        <w:t xml:space="preserve">src_dir = "/workspace/calibration_images"</w:t>
+      </w:r>
+      <w:r>
+        <w:br/>
+      </w:r>
+      <w:r>
+        <w:rPr>
+          <w:rStyle w:val="NormalTok"/>
+        </w:rPr>
+        <w:t xml:space="preserve">dst_dir = "/workspace/calibration_data"</w:t>
+      </w:r>
+      <w:r>
+        <w:br/>
+      </w:r>
+      <w:r>
+        <w:rPr>
+          <w:rStyle w:val="NormalTok"/>
+        </w:rPr>
+        <w:t xml:space="preserve">os.makedirs(dst_dir, exist_ok=True)</w:t>
+      </w:r>
+      <w:r>
+        <w:br/>
+      </w:r>
+      <w:r>
+        <w:br/>
+      </w:r>
+      <w:r>
+        <w:rPr>
+          <w:rStyle w:val="NormalTok"/>
+        </w:rPr>
+        <w:t xml:space="preserve">count = 0</w:t>
+      </w:r>
+      <w:r>
+        <w:br/>
+      </w:r>
+      <w:r>
+        <w:rPr>
+          <w:rStyle w:val="NormalTok"/>
+        </w:rPr>
+        <w:t xml:space="preserve">for fname in sorted(os.listdir(src_dir)):</w:t>
+      </w:r>
+      <w:r>
+        <w:br/>
+      </w:r>
+      <w:r>
+        <w:rPr>
+          <w:rStyle w:val="NormalTok"/>
+        </w:rPr>
+        <w:t xml:space="preserve">    if not fname.lower().endswith(('.jpg','.jpeg','.png','.bmp')):</w:t>
+      </w:r>
+      <w:r>
+        <w:br/>
+      </w:r>
+      <w:r>
+        <w:rPr>
+          <w:rStyle w:val="NormalTok"/>
+        </w:rPr>
+        <w:t xml:space="preserve">        continue</w:t>
+      </w:r>
+      <w:r>
+        <w:br/>
+      </w:r>
+      <w:r>
+        <w:rPr>
+          <w:rStyle w:val="NormalTok"/>
+        </w:rPr>
+        <w:t xml:space="preserve">    img = cv2.imread(os.path.join(src_dir, fname))</w:t>
+      </w:r>
+      <w:r>
+        <w:br/>
+      </w:r>
+      <w:r>
+        <w:rPr>
+          <w:rStyle w:val="NormalTok"/>
+        </w:rPr>
+        <w:t xml:space="preserve">    if img is None:</w:t>
+      </w:r>
+      <w:r>
+        <w:br/>
+      </w:r>
+      <w:r>
+        <w:rPr>
+          <w:rStyle w:val="NormalTok"/>
+        </w:rPr>
+        <w:t xml:space="preserve">        print(f"  [跳过] 无法读取: {fname}")</w:t>
+      </w:r>
+      <w:r>
+        <w:br/>
+      </w:r>
+      <w:r>
+        <w:rPr>
+          <w:rStyle w:val="NormalTok"/>
+        </w:rPr>
+        <w:t xml:space="preserve">        continue</w:t>
+      </w:r>
+      <w:r>
+        <w:br/>
+      </w:r>
+      <w:r>
+        <w:rPr>
+          <w:rStyle w:val="NormalTok"/>
+        </w:rPr>
+        <w:t xml:space="preserve">    # resize 到 640x640（和模型输入一致）</w:t>
+      </w:r>
+      <w:r>
+        <w:br/>
+      </w:r>
+      <w:r>
+        <w:rPr>
+          <w:rStyle w:val="NormalTok"/>
+        </w:rPr>
+        <w:t xml:space="preserve">    img = cv2.resize(img, (640, 640))</w:t>
+      </w:r>
+      <w:r>
+        <w:br/>
+      </w:r>
+      <w:r>
+        <w:rPr>
+          <w:rStyle w:val="NormalTok"/>
+        </w:rPr>
+        <w:t xml:space="preserve">    # BGR → RGB（训练时用的是 RGB）</w:t>
+      </w:r>
+      <w:r>
+        <w:br/>
+      </w:r>
+      <w:r>
+        <w:rPr>
+          <w:rStyle w:val="NormalTok"/>
+        </w:rPr>
+        <w:t xml:space="preserve">    img = cv2.cvtColor(img, cv2.COLOR_BGR2RGB)</w:t>
+      </w:r>
+      <w:r>
+        <w:br/>
+      </w:r>
+      <w:r>
+        <w:rPr>
+          <w:rStyle w:val="NormalTok"/>
+        </w:rPr>
+        <w:t xml:space="preserve">    # 转 float32（不做归一化，工具链内部会处理）</w:t>
+      </w:r>
+      <w:r>
+        <w:br/>
+      </w:r>
+      <w:r>
+        <w:rPr>
+          <w:rStyle w:val="NormalTok"/>
+        </w:rPr>
+        <w:t xml:space="preserve">    img = img.astype(np.float32)</w:t>
+      </w:r>
+      <w:r>
+        <w:br/>
+      </w:r>
+      <w:r>
+        <w:rPr>
+          <w:rStyle w:val="NormalTok"/>
+        </w:rPr>
+        <w:t xml:space="preserve">    # 保存为 .bin（地平线工具链要求 raw binary 格式）</w:t>
+      </w:r>
+      <w:r>
+        <w:br/>
+      </w:r>
+      <w:r>
+        <w:rPr>
+          <w:rStyle w:val="NormalTok"/>
+        </w:rPr>
+        <w:t xml:space="preserve">    img.tofile(os.path.join(dst_dir, fname.rsplit('.', 1)[0] + '.bin'))</w:t>
+      </w:r>
+      <w:r>
+        <w:br/>
+      </w:r>
+      <w:r>
+        <w:rPr>
+          <w:rStyle w:val="NormalTok"/>
+        </w:rPr>
+        <w:t xml:space="preserve">    count += 1</w:t>
+      </w:r>
+      <w:r>
+        <w:br/>
+      </w:r>
+      <w:r>
+        <w:rPr>
+          <w:rStyle w:val="NormalTok"/>
+        </w:rPr>
+        <w:t xml:space="preserve">    print(f"[{count}] Processed: {fname}")</w:t>
+      </w:r>
+      <w:r>
+        <w:br/>
+      </w:r>
+      <w:r>
+        <w:br/>
+      </w:r>
+      <w:r>
+        <w:rPr>
+          <w:rStyle w:val="NormalTok"/>
+        </w:rPr>
+        <w:t xml:space="preserve">print(f"\nDone! {count} files saved to {dst_dir}")</w:t>
+      </w:r>
+      <w:r>
+        <w:br/>
+      </w:r>
+      <w:r>
+        <w:rPr>
+          <w:rStyle w:val="OperatorTok"/>
+        </w:rPr>
+        <w:t xml:space="preserve">PYEOF</w:t>
+      </w:r>
+      <w:r>
+        <w:br/>
+      </w:r>
+      <w:r>
+        <w:br/>
+      </w:r>
+      <w:r>
+        <w:rPr>
+          <w:rStyle w:val="CommentTok"/>
+        </w:rPr>
+        <w:t xml:space="preserve"># 3. 运行预处理脚本</w:t>
+      </w:r>
+      <w:r>
+        <w:br/>
+      </w:r>
+      <w:r>
+        <w:rPr>
+          <w:rStyle w:val="ExtensionTok"/>
+        </w:rPr>
+        <w:t xml:space="preserve">python3</w:t>
+      </w:r>
+      <w:r>
+        <w:rPr>
+          <w:rStyle w:val="NormalTok"/>
+        </w:rPr>
+        <w:t xml:space="preserve"> preprocess.py</w:t>
+      </w:r>
+    </w:p>
+    <w:p>
+      <w:pPr>
+        <w:pStyle w:val="FirstParagraph"/>
+      </w:pPr>
+      <w:r>
+        <w:rPr>
+          <w:b/>
+        </w:rPr>
+        <w:t xml:space="preserve">预期输出</w:t>
+      </w:r>
+      <w:r>
+        <w:t xml:space="preserve">：</w:t>
+      </w:r>
+    </w:p>
+    <w:p>
+      <w:pPr>
+        <w:pStyle w:val="SourceCode"/>
+      </w:pPr>
+      <w:r>
+        <w:rPr>
+          <w:rStyle w:val="VerbatimChar"/>
+        </w:rPr>
+        <w:t xml:space="preserve">[1] Processed: img001.jpg</w:t>
+      </w:r>
+      <w:r>
+        <w:br/>
+      </w:r>
+      <w:r>
+        <w:rPr>
+          <w:rStyle w:val="VerbatimChar"/>
+        </w:rPr>
+        <w:t xml:space="preserve">[2] Processed: img002.jpg</w:t>
+      </w:r>
+      <w:r>
+        <w:br/>
+      </w:r>
+      <w:r>
+        <w:rPr>
+          <w:rStyle w:val="VerbatimChar"/>
+        </w:rPr>
+        <w:t xml:space="preserve">...</w:t>
+      </w:r>
+      <w:r>
+        <w:br/>
+      </w:r>
+      <w:r>
+        <w:rPr>
+          <w:rStyle w:val="VerbatimChar"/>
+        </w:rPr>
+        <w:t xml:space="preserve">[100] Processed: img100.jpg</w:t>
+      </w:r>
+      <w:r>
+        <w:br/>
+      </w:r>
+      <w:r>
+        <w:br/>
+      </w:r>
+      <w:r>
+        <w:rPr>
+          <w:rStyle w:val="VerbatimChar"/>
+        </w:rPr>
+        <w:t xml:space="preserve">Done! 100 files saved to /workspace/calibration_data</w:t>
+      </w:r>
+    </w:p>
+    <w:p>
+      <w:pPr>
+        <w:pStyle w:val="FirstParagraph"/>
+      </w:pPr>
+      <w:r>
+        <w:t xml:space="preserve">确认生成的文件：</w:t>
+      </w:r>
+    </w:p>
+    <w:p>
+      <w:pPr>
+        <w:pStyle w:val="SourceCode"/>
+      </w:pPr>
+      <w:r>
+        <w:rPr>
+          <w:rStyle w:val="FunctionTok"/>
+        </w:rPr>
+        <w:t xml:space="preserve">ls</w:t>
+      </w:r>
+      <w:r>
+        <w:rPr>
+          <w:rStyle w:val="NormalTok"/>
+        </w:rPr>
+        <w:t xml:space="preserve"> /workspace/calibration_data/ </w:t>
+      </w:r>
+      <w:r>
+        <w:rPr>
+          <w:rStyle w:val="KeywordTok"/>
+        </w:rPr>
+        <w:t xml:space="preserve">|</w:t>
+      </w:r>
+      <w:r>
+        <w:rPr>
+          <w:rStyle w:val="NormalTok"/>
+        </w:rPr>
+        <w:t xml:space="preserve"> </w:t>
+      </w:r>
+      <w:r>
+        <w:rPr>
+          <w:rStyle w:val="FunctionTok"/>
+        </w:rPr>
+        <w:t xml:space="preserve">wc</w:t>
+      </w:r>
+      <w:r>
+        <w:rPr>
+          <w:rStyle w:val="NormalTok"/>
+        </w:rPr>
+        <w:t xml:space="preserve"> -l   # 应该等于你的图片数量</w:t>
+      </w:r>
+      <w:r>
+        <w:br/>
+      </w:r>
+      <w:r>
+        <w:rPr>
+          <w:rStyle w:val="FunctionTok"/>
+        </w:rPr>
+        <w:t xml:space="preserve">ls</w:t>
+      </w:r>
+      <w:r>
+        <w:rPr>
+          <w:rStyle w:val="NormalTok"/>
+        </w:rPr>
+        <w:t xml:space="preserve"> /workspace/calibration_data/ </w:t>
+      </w:r>
+      <w:r>
+        <w:rPr>
+          <w:rStyle w:val="KeywordTok"/>
+        </w:rPr>
+        <w:t xml:space="preserve">|</w:t>
+      </w:r>
+      <w:r>
+        <w:rPr>
+          <w:rStyle w:val="NormalTok"/>
+        </w:rPr>
+        <w:t xml:space="preserve"> </w:t>
+      </w:r>
+      <w:r>
+        <w:rPr>
+          <w:rStyle w:val="FunctionTok"/>
+        </w:rPr>
+        <w:t xml:space="preserve">head</w:t>
+      </w:r>
+      <w:r>
+        <w:rPr>
+          <w:rStyle w:val="NormalTok"/>
+        </w:rPr>
+        <w:t xml:space="preserve"> -5  # 看前 5 个文件名</w:t>
+      </w:r>
+    </w:p>
+    <w:p>
+      <w:r>
+        <w:pict>
+          <v:rect style="width:0;height:1.5pt" o:hralign="center" o:hrstd="t" o:hr="t"/>
+        </w:pict>
+      </w:r>
+    </w:p>
+    <w:p>
+      <w:pPr>
+        <w:pStyle w:val="Heading4"/>
+      </w:pPr>
+      <w:bookmarkStart w:id="41" w:name="改-yaml-配置"/>
+      <w:r>
+        <w:t xml:space="preserve">4.3 改 YAML 配置</w:t>
+      </w:r>
+      <w:bookmarkEnd w:id="41"/>
+    </w:p>
+    <w:p>
+      <w:pPr>
+        <w:pStyle w:val="FirstParagraph"/>
+      </w:pPr>
+      <w:r>
+        <w:t xml:space="preserve">把 yaml 里的</w:t>
+      </w:r>
+      <w:r>
+        <w:t xml:space="preserve"> </w:t>
+      </w:r>
+      <w:r>
+        <w:rPr>
+          <w:rStyle w:val="VerbatimChar"/>
+        </w:rPr>
+        <w:t xml:space="preserve">calibration_type</w:t>
+      </w:r>
+      <w:r>
+        <w:t xml:space="preserve"> </w:t>
+      </w:r>
+      <w:r>
+        <w:t xml:space="preserve">从</w:t>
+      </w:r>
+      <w:r>
+        <w:t xml:space="preserve"> </w:t>
+      </w:r>
+      <w:r>
+        <w:rPr>
+          <w:rStyle w:val="VerbatimChar"/>
+        </w:rPr>
+        <w:t xml:space="preserve">"skip"</w:t>
+      </w:r>
+      <w:r>
+        <w:t xml:space="preserve"> </w:t>
+      </w:r>
+      <w:r>
+        <w:t xml:space="preserve">改成</w:t>
+      </w:r>
+      <w:r>
+        <w:t xml:space="preserve"> </w:t>
+      </w:r>
+      <w:r>
+        <w:rPr>
+          <w:rStyle w:val="VerbatimChar"/>
+        </w:rPr>
+        <w:t xml:space="preserve">"default"</w:t>
+      </w:r>
+      <w:r>
+        <w:t xml:space="preserve">。</w:t>
+      </w:r>
+    </w:p>
+    <w:p>
+      <w:pPr>
+        <w:pStyle w:val="BodyText"/>
+      </w:pPr>
+      <w:r>
+        <w:t xml:space="preserve">用</w:t>
+      </w:r>
+      <w:r>
+        <w:t xml:space="preserve"> </w:t>
+      </w:r>
+      <w:r>
+        <w:rPr>
+          <w:rStyle w:val="VerbatimChar"/>
+        </w:rPr>
+        <w:t xml:space="preserve">sed</w:t>
+      </w:r>
+      <w:r>
+        <w:t xml:space="preserve"> </w:t>
+      </w:r>
+      <w:r>
+        <w:t xml:space="preserve">一键改（在容器内执行）：</w:t>
+      </w:r>
+    </w:p>
+    <w:p>
+      <w:pPr>
+        <w:pStyle w:val="SourceCode"/>
+      </w:pPr>
+      <w:r>
+        <w:rPr>
+          <w:rStyle w:val="FunctionTok"/>
+        </w:rPr>
+        <w:t xml:space="preserve">sed</w:t>
+      </w:r>
+      <w:r>
+        <w:rPr>
+          <w:rStyle w:val="NormalTok"/>
+        </w:rPr>
+        <w:t xml:space="preserve"> -i </w:t>
+      </w:r>
+      <w:r>
+        <w:rPr>
+          <w:rStyle w:val="StringTok"/>
+        </w:rPr>
+        <w:t xml:space="preserve">'s/calibration_type: "skip"/calibration_type: "default"/'</w:t>
+      </w:r>
+      <w:r>
+        <w:rPr>
+          <w:rStyle w:val="NormalTok"/>
+        </w:rPr>
+        <w:t xml:space="preserve"> /workspace/yolo_config.yaml</w:t>
+      </w:r>
+    </w:p>
+    <w:p>
+      <w:pPr>
+        <w:pStyle w:val="FirstParagraph"/>
+      </w:pPr>
+      <w:r>
+        <w:t xml:space="preserve">或者手动编辑：</w:t>
+      </w:r>
+    </w:p>
+    <w:p>
+      <w:pPr>
+        <w:pStyle w:val="SourceCode"/>
+      </w:pPr>
+      <w:r>
+        <w:rPr>
+          <w:rStyle w:val="ExtensionTok"/>
+        </w:rPr>
+        <w:t xml:space="preserve">vi</w:t>
+      </w:r>
+      <w:r>
+        <w:rPr>
+          <w:rStyle w:val="NormalTok"/>
+        </w:rPr>
+        <w:t xml:space="preserve"> /workspace/yolo_config.yaml</w:t>
+      </w:r>
+      <w:r>
+        <w:br/>
+      </w:r>
+      <w:r>
+        <w:rPr>
+          <w:rStyle w:val="CommentTok"/>
+        </w:rPr>
+        <w:t xml:space="preserve"># 找到 calibration_type: "skip" → 改成 calibration_type: "default"</w:t>
+      </w:r>
+      <w:r>
+        <w:br/>
+      </w:r>
+      <w:r>
+        <w:rPr>
+          <w:rStyle w:val="CommentTok"/>
+        </w:rPr>
+        <w:t xml:space="preserve"># :wq 保存退出</w:t>
+      </w:r>
+    </w:p>
+    <w:p>
+      <w:pPr>
+        <w:pStyle w:val="FirstParagraph"/>
+      </w:pPr>
+      <w:r>
+        <w:t xml:space="preserve">确认改对了：</w:t>
+      </w:r>
+    </w:p>
+    <w:p>
+      <w:pPr>
+        <w:pStyle w:val="SourceCode"/>
+      </w:pPr>
+      <w:r>
+        <w:rPr>
+          <w:rStyle w:val="FunctionTok"/>
+        </w:rPr>
+        <w:t xml:space="preserve">grep</w:t>
+      </w:r>
+      <w:r>
+        <w:rPr>
+          <w:rStyle w:val="NormalTok"/>
+        </w:rPr>
+        <w:t xml:space="preserve"> calibration_type /workspace/yolo_config.yaml</w:t>
+      </w:r>
+      <w:r>
+        <w:br/>
+      </w:r>
+      <w:r>
+        <w:rPr>
+          <w:rStyle w:val="CommentTok"/>
+        </w:rPr>
+        <w:t xml:space="preserve"># 应该输出：  calibration_type: "default"</w:t>
+      </w:r>
+    </w:p>
+    <w:p>
+      <w:r>
+        <w:pict>
+          <v:rect style="width:0;height:1.5pt" o:hralign="center" o:hrstd="t" o:hr="t"/>
+        </w:pict>
+      </w:r>
+    </w:p>
+    <w:p>
+      <w:pPr>
+        <w:pStyle w:val="Heading4"/>
+      </w:pPr>
+      <w:bookmarkStart w:id="42" w:name="重新转换这一次带校准"/>
+      <w:r>
+        <w:t xml:space="preserve">4.4 重新转换（这一次带校准）</w:t>
+      </w:r>
+      <w:bookmarkEnd w:id="42"/>
+    </w:p>
+    <w:p>
+      <w:pPr>
+        <w:pStyle w:val="SourceCode"/>
+      </w:pPr>
+      <w:r>
+        <w:rPr>
+          <w:rStyle w:val="BuiltInTok"/>
+        </w:rPr>
+        <w:t xml:space="preserve">cd</w:t>
+      </w:r>
+      <w:r>
+        <w:rPr>
+          <w:rStyle w:val="NormalTok"/>
+        </w:rPr>
+        <w:t xml:space="preserve"> /workspace</w:t>
+      </w:r>
+      <w:r>
+        <w:br/>
+      </w:r>
+      <w:r>
+        <w:rPr>
+          <w:rStyle w:val="ExtensionTok"/>
+        </w:rPr>
+        <w:t xml:space="preserve">hb_mapper</w:t>
+      </w:r>
+      <w:r>
+        <w:rPr>
+          <w:rStyle w:val="NormalTok"/>
+        </w:rPr>
+        <w:t xml:space="preserve"> makertbin --config yolo_config.yaml --model-type onnx</w:t>
+      </w:r>
+    </w:p>
+    <w:p>
+      <w:pPr>
+        <w:pStyle w:val="FirstParagraph"/>
+      </w:pPr>
+      <w:r>
+        <w:t xml:space="preserve">命令和之前一样，但这次它会读</w:t>
+      </w:r>
+      <w:r>
+        <w:t xml:space="preserve"> </w:t>
+      </w:r>
+      <w:r>
+        <w:rPr>
+          <w:rStyle w:val="VerbatimChar"/>
+        </w:rPr>
+        <w:t xml:space="preserve">calibration_data/</w:t>
+      </w:r>
+      <w:r>
+        <w:t xml:space="preserve"> </w:t>
+      </w:r>
+      <w:r>
+        <w:t xml:space="preserve">里的数据来优化量化参数，运行时间比</w:t>
+      </w:r>
+      <w:r>
+        <w:t xml:space="preserve"> </w:t>
+      </w:r>
+      <w:r>
+        <w:rPr>
+          <w:rStyle w:val="VerbatimChar"/>
+        </w:rPr>
+        <w:t xml:space="preserve">skip</w:t>
+      </w:r>
+      <w:r>
+        <w:t xml:space="preserve"> </w:t>
+      </w:r>
+      <w:r>
+        <w:t xml:space="preserve">模式长几分钟（100 张图大约多 2~5 分钟）。</w:t>
+      </w:r>
+    </w:p>
+    <w:p>
+      <w:pPr>
+        <w:pStyle w:val="BodyText"/>
+      </w:pPr>
+      <w:r>
+        <w:rPr>
+          <w:b/>
+        </w:rPr>
+        <w:t xml:space="preserve">完成后</w:t>
+      </w:r>
+      <w:r>
+        <w:t xml:space="preserve">，</w:t>
+      </w:r>
+      <w:r>
+        <w:rPr>
+          <w:rStyle w:val="VerbatimChar"/>
+        </w:rPr>
+        <w:t xml:space="preserve">.bin</w:t>
+      </w:r>
+      <w:r>
+        <w:t xml:space="preserve"> </w:t>
+      </w:r>
+      <w:r>
+        <w:t xml:space="preserve">在</w:t>
+      </w:r>
+      <w:r>
+        <w:t xml:space="preserve"> </w:t>
+      </w:r>
+      <w:r>
+        <w:rPr>
+          <w:rStyle w:val="VerbatimChar"/>
+        </w:rPr>
+        <w:t xml:space="preserve">model_output/</w:t>
+      </w:r>
+      <w:r>
+        <w:t xml:space="preserve"> </w:t>
+      </w:r>
+      <w:r>
+        <w:t xml:space="preserve">下，直接跳到第 5.5 节去验证。</w:t>
+      </w:r>
+    </w:p>
+    <w:p>
+      <w:r>
+        <w:pict>
+          <v:rect style="width:0;height:1.5pt" o:hralign="center" o:hrstd="t" o:hr="t"/>
+        </w:pict>
+      </w:r>
+    </w:p>
+    <w:p>
+      <w:pPr>
+        <w:pStyle w:val="Heading4"/>
+      </w:pPr>
+      <w:bookmarkStart w:id="43" w:name="快捷命令汇总不想理解原理的看这里"/>
+      <w:r>
+        <w:t xml:space="preserve">4.5 快捷命令汇总（不想理解原理的看这里）</w:t>
+      </w:r>
+      <w:bookmarkEnd w:id="43"/>
+    </w:p>
+    <w:tbl>
+      <w:tblPr>
+        <w:tblStyle w:val="Table"/>
+        <w:tblW w:type="pct" w:w="4999.999999999999"/>
+        <w:tblLook w:firstRow="1" w:lastRow="0" w:firstColumn="0" w:lastColumn="0" w:noHBand="0" w:noVBand="0"/>
+      </w:tblPr>
+      <w:tblGrid>
+        <w:gridCol w:w="2262"/>
+        <w:gridCol w:w="3394"/>
+        <w:gridCol w:w="2262"/>
+      </w:tblGrid>
+      <w:tr>
+        <w:trPr>
+          <w:cnfStyle w:firstRow="1"/>
+        </w:trPr>
+        <w:tc>
+          <w:tcPr>
+            <w:tcBorders>
+              <w:bottom w:val="single"/>
+            </w:tcBorders>
+            <w:vAlign w:val="bottom"/>
+          </w:tcPr>
+          <w:p>
+            <w:pPr>
+              <w:pStyle w:val="Compact"/>
+              <w:jc w:val="left"/>
+            </w:pPr>
+            <w:r>
+              <w:t xml:space="preserve">步骤</w:t>
+            </w:r>
+          </w:p>
+        </w:tc>
+        <w:tc>
+          <w:tcPr>
+            <w:tcBorders>
+              <w:bottom w:val="single"/>
+            </w:tcBorders>
+            <w:vAlign w:val="bottom"/>
+          </w:tcPr>
+          <w:p>
+            <w:pPr>
+              <w:pStyle w:val="Compact"/>
+              <w:jc w:val="left"/>
+            </w:pPr>
+            <w:r>
+              <w:t xml:space="preserve">在哪执行</w:t>
+            </w:r>
+          </w:p>
+        </w:tc>
+        <w:tc>
+          <w:tcPr>
+            <w:tcBorders>
+              <w:bottom w:val="single"/>
+            </w:tcBorders>
+            <w:vAlign w:val="bottom"/>
+          </w:tcPr>
+          <w:p>
+            <w:pPr>
+              <w:pStyle w:val="Compact"/>
+              <w:jc w:val="left"/>
+            </w:pPr>
+            <w:r>
+              <w:t xml:space="preserve">命令</w:t>
+            </w:r>
+          </w:p>
+        </w:tc>
+      </w:tr>
+      <w:tr>
+        <w:tc>
+          <w:p>
+            <w:pPr>
+              <w:pStyle w:val="Compact"/>
+              <w:jc w:val="left"/>
+            </w:pPr>
+            <w:r>
+              <w:t xml:space="preserve">放图片</w:t>
+            </w:r>
+          </w:p>
+        </w:tc>
+        <w:tc>
+          <w:p>
+            <w:pPr>
+              <w:pStyle w:val="Compact"/>
+              <w:jc w:val="left"/>
+            </w:pPr>
+            <w:r>
+              <w:t xml:space="preserve">宿主机</w:t>
+            </w:r>
+          </w:p>
+        </w:tc>
+        <w:tc>
+          <w:p>
+            <w:pPr>
+              <w:pStyle w:val="Compact"/>
+              <w:jc w:val="left"/>
+            </w:pPr>
+            <w:r>
+              <w:t xml:space="preserve">把 100 张 jpg 拖进</w:t>
+            </w:r>
+            <w:r>
+              <w:t xml:space="preserve"> </w:t>
+            </w:r>
+            <w:r>
+              <w:rPr>
+                <w:rStyle w:val="VerbatimChar"/>
+              </w:rPr>
+              <w:t xml:space="preserve">~/Desktop/x5_work/calibration_images/</w:t>
+            </w:r>
+          </w:p>
+        </w:tc>
+      </w:tr>
+      <w:tr>
+        <w:tc>
+          <w:p>
+            <w:pPr>
+              <w:pStyle w:val="Compact"/>
+              <w:jc w:val="left"/>
+            </w:pPr>
+            <w:r>
+              <w:t xml:space="preserve">进容器</w:t>
+            </w:r>
+          </w:p>
+        </w:tc>
+        <w:tc>
+          <w:p>
+            <w:pPr>
+              <w:pStyle w:val="Compact"/>
+              <w:jc w:val="left"/>
+            </w:pPr>
+            <w:r>
+              <w:t xml:space="preserve">宿主机</w:t>
+            </w:r>
+          </w:p>
+        </w:tc>
+        <w:tc>
+          <w:p>
+            <w:pPr>
+              <w:pStyle w:val="Compact"/>
+              <w:jc w:val="left"/>
+            </w:pPr>
+            <w:r>
+              <w:rPr>
+                <w:rStyle w:val="VerbatimChar"/>
+              </w:rPr>
+              <w:t xml:space="preserve">docker run -it --rm -v ~/Desktop/x5_work:/workspace openexplorer/ai_toolchain_ubuntu_20_x5_cpu:v1.2.8</w:t>
+            </w:r>
+          </w:p>
+        </w:tc>
+      </w:tr>
+      <w:tr>
+        <w:tc>
+          <w:p>
+            <w:pPr>
+              <w:pStyle w:val="Compact"/>
+              <w:jc w:val="left"/>
+            </w:pPr>
+            <w:r>
+              <w:t xml:space="preserve">预处理</w:t>
+            </w:r>
+          </w:p>
+        </w:tc>
+        <w:tc>
+          <w:p>
+            <w:pPr>
+              <w:pStyle w:val="Compact"/>
+              <w:jc w:val="left"/>
+            </w:pPr>
+            <w:r>
+              <w:t xml:space="preserve">容器内</w:t>
+            </w:r>
+          </w:p>
+        </w:tc>
+        <w:tc>
+          <w:p>
+            <w:pPr>
+              <w:pStyle w:val="Compact"/>
+              <w:jc w:val="left"/>
+            </w:pPr>
+            <w:r>
+              <w:rPr>
+                <w:rStyle w:val="VerbatimChar"/>
+              </w:rPr>
+              <w:t xml:space="preserve">mkdir -p /workspace/calibration_data &amp;&amp; python3 preprocess.py</w:t>
+            </w:r>
+            <w:r>
+              <w:t xml:space="preserve">（先 cat 写脚本）</w:t>
+            </w:r>
+          </w:p>
+        </w:tc>
+      </w:tr>
+      <w:tr>
+        <w:tc>
+          <w:p>
+            <w:pPr>
+              <w:pStyle w:val="Compact"/>
+              <w:jc w:val="left"/>
+            </w:pPr>
+            <w:r>
+              <w:t xml:space="preserve">改 yaml</w:t>
+            </w:r>
+          </w:p>
+        </w:tc>
+        <w:tc>
+          <w:p>
+            <w:pPr>
+              <w:pStyle w:val="Compact"/>
+              <w:jc w:val="left"/>
+            </w:pPr>
+            <w:r>
+              <w:t xml:space="preserve">容器内</w:t>
+            </w:r>
+          </w:p>
+        </w:tc>
+        <w:tc>
+          <w:p>
+            <w:pPr>
+              <w:pStyle w:val="Compact"/>
+              <w:jc w:val="left"/>
+            </w:pPr>
+            <w:r>
+              <w:rPr>
+                <w:rStyle w:val="VerbatimChar"/>
+              </w:rPr>
+              <w:t xml:space="preserve">sed -i 's/"skip"/"default"/' /workspace/yolo_config.yaml</w:t>
+            </w:r>
+          </w:p>
+        </w:tc>
+      </w:tr>
+      <w:tr>
+        <w:tc>
+          <w:p>
+            <w:pPr>
+              <w:pStyle w:val="Compact"/>
+              <w:jc w:val="left"/>
+            </w:pPr>
+            <w:r>
+              <w:t xml:space="preserve">重新转换</w:t>
+            </w:r>
+          </w:p>
+        </w:tc>
+        <w:tc>
+          <w:p>
+            <w:pPr>
+              <w:pStyle w:val="Compact"/>
+              <w:jc w:val="left"/>
+            </w:pPr>
+            <w:r>
+              <w:t xml:space="preserve">容器内</w:t>
+            </w:r>
+          </w:p>
+        </w:tc>
+        <w:tc>
+          <w:p>
+            <w:pPr>
+              <w:pStyle w:val="Compact"/>
+              <w:jc w:val="left"/>
+            </w:pPr>
+            <w:r>
+              <w:rPr>
+                <w:rStyle w:val="VerbatimChar"/>
+              </w:rPr>
+              <w:t xml:space="preserve">hb_mapper makertbin --config yolo_config.yaml --model-type onnx</w:t>
+            </w:r>
+          </w:p>
+        </w:tc>
+      </w:tr>
+      <w:tr>
+        <w:tc>
+          <w:p>
+            <w:pPr>
+              <w:pStyle w:val="Compact"/>
+              <w:jc w:val="left"/>
+            </w:pPr>
+            <w:r>
+              <w:t xml:space="preserve">验证</w:t>
+            </w:r>
+          </w:p>
+        </w:tc>
+        <w:tc>
+          <w:p>
+            <w:pPr>
+              <w:pStyle w:val="Compact"/>
+              <w:jc w:val="left"/>
+            </w:pPr>
+            <w:r>
+              <w:t xml:space="preserve">容器内</w:t>
+            </w:r>
+          </w:p>
+        </w:tc>
+        <w:tc>
+          <w:p>
+            <w:pPr>
+              <w:pStyle w:val="Compact"/>
+              <w:jc w:val="left"/>
+            </w:pPr>
+            <w:r>
+              <w:rPr>
+                <w:rStyle w:val="VerbatimChar"/>
+              </w:rPr>
+              <w:t xml:space="preserve">cd model_output &amp;&amp; hb_verifier -m model_quantized_model.onnx,model.bin -s True</w:t>
+            </w:r>
+          </w:p>
+        </w:tc>
+      </w:tr>
+    </w:tbl>
+    <w:p>
+      <w:r>
+        <w:pict>
+          <v:rect style="width:0;height:1.5pt" o:hralign="center" o:hrstd="t" o:hr="t"/>
+        </w:pict>
+      </w:r>
+    </w:p>
+    <w:p>
+      <w:pPr>
+        <w:pStyle w:val="Heading3"/>
+      </w:pPr>
+      <w:bookmarkStart w:id="44" w:name="onnx-.bin-转换临门一脚"/>
+      <w:r>
+        <w:t xml:space="preserve">5. ONNX → .bin 转换（临门一脚）</w:t>
+      </w:r>
+      <w:bookmarkEnd w:id="44"/>
+    </w:p>
+    <w:p>
+      <w:pPr>
+        <w:pStyle w:val="SourceCode"/>
+      </w:pPr>
+      <w:r>
+        <w:rPr>
+          <w:rStyle w:val="BuiltInTok"/>
+        </w:rPr>
+        <w:t xml:space="preserve">cd</w:t>
+      </w:r>
+      <w:r>
+        <w:rPr>
+          <w:rStyle w:val="NormalTok"/>
+        </w:rPr>
+        <w:t xml:space="preserve"> /workspace</w:t>
+      </w:r>
+      <w:r>
+        <w:br/>
+      </w:r>
+      <w:r>
+        <w:rPr>
+          <w:rStyle w:val="ExtensionTok"/>
+        </w:rPr>
+        <w:t xml:space="preserve">hb_mapper</w:t>
+      </w:r>
+      <w:r>
+        <w:rPr>
+          <w:rStyle w:val="NormalTok"/>
+        </w:rPr>
+        <w:t xml:space="preserve"> makertbin --config yolo_config.yaml --model-type onnx</w:t>
+      </w:r>
+    </w:p>
+    <w:p>
+      <w:pPr>
+        <w:pStyle w:val="FirstParagraph"/>
+      </w:pPr>
+      <w:r>
+        <w:t xml:space="preserve">成功后会在</w:t>
+      </w:r>
+      <w:r>
+        <w:t xml:space="preserve"> </w:t>
+      </w:r>
+      <w:r>
+        <w:rPr>
+          <w:rStyle w:val="VerbatimChar"/>
+        </w:rPr>
+        <w:t xml:space="preserve">model_output/</w:t>
+      </w:r>
+      <w:r>
+        <w:t xml:space="preserve"> </w:t>
+      </w:r>
+      <w:r>
+        <w:t xml:space="preserve">生成：</w:t>
+      </w:r>
+    </w:p>
+    <w:p>
+      <w:pPr>
+        <w:pStyle w:val="SourceCode"/>
+      </w:pPr>
+      <w:r>
+        <w:rPr>
+          <w:rStyle w:val="FunctionTok"/>
+        </w:rPr>
+        <w:t xml:space="preserve">ls</w:t>
+      </w:r>
+      <w:r>
+        <w:rPr>
+          <w:rStyle w:val="NormalTok"/>
+        </w:rPr>
+        <w:t xml:space="preserve"> model_output/*.bin</w:t>
+      </w:r>
+      <w:r>
+        <w:br/>
+      </w:r>
+      <w:r>
+        <w:rPr>
+          <w:rStyle w:val="CommentTok"/>
+        </w:rPr>
+        <w:t xml:space="preserve"># 预期：model_output/model.bin</w:t>
+      </w:r>
+    </w:p>
+    <w:p>
+      <w:r>
+        <w:pict>
+          <v:rect style="width:0;height:1.5pt" o:hralign="center" o:hrstd="t" o:hr="t"/>
+        </w:pict>
+      </w:r>
+    </w:p>
+    <w:p>
+      <w:pPr>
+        <w:pStyle w:val="Heading3"/>
+      </w:pPr>
+      <w:bookmarkStart w:id="45" w:name="无板验证确认-.bin-模型正确性"/>
+      <w:r>
+        <w:t xml:space="preserve">5.5 无板验证：确认 .bin 模型正确性</w:t>
+      </w:r>
+      <w:bookmarkEnd w:id="45"/>
+    </w:p>
+    <w:p>
+      <w:pPr>
+        <w:pStyle w:val="BlockText"/>
+      </w:pPr>
+      <w:r>
+        <w:t xml:space="preserve">如果你手头没有 RDK X5 板子，可以在容器内验证 .bin 和量化 ONNX 的数值一致性。</w:t>
+      </w:r>
+    </w:p>
+    <w:p>
+      <w:pPr>
+        <w:pStyle w:val="Heading4"/>
+      </w:pPr>
+      <w:bookmarkStart w:id="46" w:name="hb_verifier-严格一致性检查"/>
+      <w:r>
+        <w:t xml:space="preserve">5.5.1 hb_verifier 严格一致性检查</w:t>
+      </w:r>
+      <w:bookmarkEnd w:id="46"/>
+    </w:p>
+    <w:p>
+      <w:pPr>
+        <w:pStyle w:val="SourceCode"/>
+      </w:pPr>
+      <w:r>
+        <w:rPr>
+          <w:rStyle w:val="BuiltInTok"/>
+        </w:rPr>
+        <w:t xml:space="preserve">cd</w:t>
+      </w:r>
+      <w:r>
+        <w:rPr>
+          <w:rStyle w:val="NormalTok"/>
+        </w:rPr>
+        <w:t xml:space="preserve"> /workspace/model_output</w:t>
+      </w:r>
+      <w:r>
+        <w:br/>
+      </w:r>
+      <w:r>
+        <w:rPr>
+          <w:rStyle w:val="ExtensionTok"/>
+        </w:rPr>
+        <w:t xml:space="preserve">hb_verifier</w:t>
+      </w:r>
+      <w:r>
+        <w:rPr>
+          <w:rStyle w:val="NormalTok"/>
+        </w:rPr>
+        <w:t xml:space="preserve"> -m model_quantized_model.onnx,model.bin -s True</w:t>
+      </w:r>
+    </w:p>
+    <w:tbl>
+      <w:tblPr>
+        <w:tblStyle w:val="Table"/>
+        <w:tblW w:type="pct" w:w="0.0"/>
+        <w:tblLook w:firstRow="1" w:lastRow="0" w:firstColumn="0" w:lastColumn="0" w:noHBand="0" w:noVBand="0"/>
+      </w:tblPr>
+      <w:tblGrid/>
+      <w:tr>
+        <w:trPr>
+          <w:cnfStyle w:firstRow="1"/>
+        </w:trPr>
+        <w:tc>
+          <w:tcPr>
+            <w:tcBorders>
+              <w:bottom w:val="single"/>
+            </w:tcBorders>
+            <w:vAlign w:val="bottom"/>
+          </w:tcPr>
+          <w:p>
+            <w:pPr>
+              <w:pStyle w:val="Compact"/>
+              <w:jc w:val="left"/>
+            </w:pPr>
+            <w:r>
+              <w:t xml:space="preserve">参数</w:t>
+            </w:r>
+          </w:p>
+        </w:tc>
+        <w:tc>
+          <w:tcPr>
+            <w:tcBorders>
+              <w:bottom w:val="single"/>
+            </w:tcBorders>
+            <w:vAlign w:val="bottom"/>
+          </w:tcPr>
+          <w:p>
+            <w:pPr>
+              <w:pStyle w:val="Compact"/>
+              <w:jc w:val="left"/>
+            </w:pPr>
+            <w:r>
+              <w:t xml:space="preserve">含义</w:t>
+            </w:r>
+          </w:p>
+        </w:tc>
       </w:tr>
       <w:tr>
         <w:tc>
@@ -4525,11 +6019,11 @@
       <w:pPr>
         <w:pStyle w:val="Heading4"/>
       </w:pPr>
-      <w:bookmarkStart w:id="41" w:name="量化-onnx-推理测试单张图片"/>
+      <w:bookmarkStart w:id="47" w:name="量化-onnx-推理测试单张图片"/>
       <w:r>
         <w:t xml:space="preserve">5.5.2 量化 ONNX 推理测试（单张图片）</w:t>
       </w:r>
-      <w:bookmarkEnd w:id="41"/>
+      <w:bookmarkEnd w:id="47"/>
     </w:p>
     <w:p>
       <w:pPr>
@@ -4804,11 +6298,11 @@
       <w:pPr>
         <w:pStyle w:val="Heading4"/>
       </w:pPr>
-      <w:bookmarkStart w:id="42" w:name="静态性能报告"/>
+      <w:bookmarkStart w:id="48" w:name="静态性能报告"/>
       <w:r>
         <w:t xml:space="preserve">5.5.3 静态性能报告</w:t>
       </w:r>
-      <w:bookmarkEnd w:id="42"/>
+      <w:bookmarkEnd w:id="48"/>
     </w:p>
     <w:p>
       <w:pPr>
@@ -4944,11 +6438,11 @@
       <w:pPr>
         <w:pStyle w:val="Heading3"/>
       </w:pPr>
-      <w:bookmarkStart w:id="43" w:name="部署到-rdk-x5-板子"/>
+      <w:bookmarkStart w:id="49" w:name="部署到-rdk-x5-板子"/>
       <w:r>
         <w:t xml:space="preserve">6. 部署到 RDK X5 板子</w:t>
       </w:r>
-      <w:bookmarkEnd w:id="43"/>
+      <w:bookmarkEnd w:id="49"/>
     </w:p>
     <w:p>
       <w:pPr>
@@ -5008,11 +6502,11 @@
       <w:pPr>
         <w:pStyle w:val="Heading3"/>
       </w:pPr>
-      <w:bookmarkStart w:id="44" w:name="板端测试"/>
+      <w:bookmarkStart w:id="50" w:name="板端测试"/>
       <w:r>
         <w:t xml:space="preserve">7. 板端测试</w:t>
       </w:r>
-      <w:bookmarkEnd w:id="44"/>
+      <w:bookmarkEnd w:id="50"/>
     </w:p>
     <w:p>
       <w:pPr>
@@ -5155,23 +6649,1107 @@
     </w:p>
     <w:p>
       <w:pPr>
+        <w:pStyle w:val="Heading2"/>
+      </w:pPr>
+      <w:bookmarkStart w:id="51" w:name="换模型-清理旧文件一键干净重来"/>
+      <w:r>
+        <w:t xml:space="preserve">🧹 换模型 / 清理旧文件（一键干净重来）</w:t>
+      </w:r>
+      <w:bookmarkEnd w:id="51"/>
+    </w:p>
+    <w:p>
+      <w:pPr>
+        <w:pStyle w:val="BlockText"/>
+      </w:pPr>
+      <w:r>
+        <w:t xml:space="preserve">🔴🔴🔴</w:t>
+      </w:r>
+      <w:r>
+        <w:t xml:space="preserve"> </w:t>
+      </w:r>
+      <w:r>
+        <w:rPr>
+          <w:b/>
+        </w:rPr>
+        <w:t xml:space="preserve">血泪警告：以下所有 rm 命令必须在 Ubuntu 宿主机执行，绝对不能在 Docker 容器内执行！！！</w:t>
+      </w:r>
+    </w:p>
+    <w:p>
+      <w:pPr>
+        <w:pStyle w:val="BlockText"/>
+      </w:pPr>
+      <w:r>
+        <w:t xml:space="preserve">Docker 启动时</w:t>
+      </w:r>
+      <w:r>
+        <w:t xml:space="preserve"> </w:t>
+      </w:r>
+      <w:r>
+        <w:rPr>
+          <w:rStyle w:val="VerbatimChar"/>
+        </w:rPr>
+        <w:t xml:space="preserve">-v ~/Desktop/x5_work:/workspace</w:t>
+      </w:r>
+      <w:r>
+        <w:t xml:space="preserve"> </w:t>
+      </w:r>
+      <w:r>
+        <w:t xml:space="preserve">挂载了目录，容器内的</w:t>
+      </w:r>
+      <w:r>
+        <w:t xml:space="preserve"> </w:t>
+      </w:r>
+      <w:r>
+        <w:rPr>
+          <w:rStyle w:val="VerbatimChar"/>
+        </w:rPr>
+        <w:t xml:space="preserve">/workspace</w:t>
+      </w:r>
+      <w:r>
+        <w:t xml:space="preserve"> </w:t>
+      </w:r>
+      <w:r>
+        <w:rPr>
+          <w:b/>
+        </w:rPr>
+        <w:t xml:space="preserve">就是</w:t>
+      </w:r>
+      <w:r>
+        <w:t xml:space="preserve">宿主机的</w:t>
+      </w:r>
+      <w:r>
+        <w:t xml:space="preserve"> </w:t>
+      </w:r>
+      <w:r>
+        <w:rPr>
+          <w:rStyle w:val="VerbatimChar"/>
+        </w:rPr>
+        <w:t xml:space="preserve">x5_work</w:t>
+      </w:r>
+      <w:r>
+        <w:t xml:space="preserve">。</w:t>
+      </w:r>
+      <w:r>
+        <w:t xml:space="preserve"> </w:t>
+      </w:r>
+      <w:r>
+        <w:t xml:space="preserve">在容器内执行</w:t>
+      </w:r>
+      <w:r>
+        <w:t xml:space="preserve"> </w:t>
+      </w:r>
+      <w:r>
+        <w:rPr>
+          <w:rStyle w:val="VerbatimChar"/>
+        </w:rPr>
+        <w:t xml:space="preserve">rm -rf /workspace/*</w:t>
+      </w:r>
+      <w:r>
+        <w:t xml:space="preserve"> </w:t>
+      </w:r>
+      <w:r>
+        <w:t xml:space="preserve">= 删除宿主机上的所有模型文件，</w:t>
+      </w:r>
+      <w:r>
+        <w:rPr>
+          <w:b/>
+        </w:rPr>
+        <w:t xml:space="preserve">不可逆</w:t>
+      </w:r>
+      <w:r>
+        <w:t xml:space="preserve">。</w:t>
+      </w:r>
+    </w:p>
+    <w:p>
+      <w:pPr>
+        <w:pStyle w:val="BlockText"/>
+      </w:pPr>
+      <w:r>
+        <w:rPr>
+          <w:b/>
+        </w:rPr>
+        <w:t xml:space="preserve">判断你在哪里</w:t>
+      </w:r>
+      <w:r>
+        <w:t xml:space="preserve">：看终端提示符——</w:t>
+      </w:r>
+      <w:r>
+        <w:t xml:space="preserve"> </w:t>
+      </w:r>
+      <w:r>
+        <w:t xml:space="preserve">-</w:t>
+      </w:r>
+      <w:r>
+        <w:t xml:space="preserve"> </w:t>
+      </w:r>
+      <w:r>
+        <w:rPr>
+          <w:rStyle w:val="VerbatimChar"/>
+        </w:rPr>
+        <w:t xml:space="preserve">hafeizhou@hafeizhou-virtual-machine:~$</w:t>
+      </w:r>
+      <w:r>
+        <w:t xml:space="preserve"> </w:t>
+      </w:r>
+      <w:r>
+        <w:t xml:space="preserve">→ ✅ 宿主机，安全</w:t>
+      </w:r>
+      <w:r>
+        <w:t xml:space="preserve"> </w:t>
+      </w:r>
+      <w:r>
+        <w:t xml:space="preserve">-</w:t>
+      </w:r>
+      <w:r>
+        <w:t xml:space="preserve"> </w:t>
+      </w:r>
+      <w:r>
+        <w:rPr>
+          <w:rStyle w:val="VerbatimChar"/>
+        </w:rPr>
+        <w:t xml:space="preserve">root@f88672e3a538:/workspace#</w:t>
+      </w:r>
+      <w:r>
+        <w:t xml:space="preserve"> </w:t>
+      </w:r>
+      <w:r>
+        <w:t xml:space="preserve">→ ❌ Docker 容器内，</w:t>
+      </w:r>
+      <w:r>
+        <w:rPr>
+          <w:b/>
+        </w:rPr>
+        <w:t xml:space="preserve">立刻停手，先 exit 退出！</w:t>
+      </w:r>
+    </w:p>
+    <w:p>
+      <w:pPr>
+        <w:pStyle w:val="FirstParagraph"/>
+      </w:pPr>
+      <w:r>
+        <w:t xml:space="preserve">当你训练了新模型、换了</w:t>
+      </w:r>
+      <w:r>
+        <w:t xml:space="preserve"> </w:t>
+      </w:r>
+      <w:r>
+        <w:rPr>
+          <w:rStyle w:val="VerbatimChar"/>
+        </w:rPr>
+        <w:t xml:space="preserve">best.pt</w:t>
+      </w:r>
+      <w:r>
+        <w:t xml:space="preserve">，需要把旧模型的残留文件清掉再重新转换。</w:t>
+      </w:r>
+    </w:p>
+    <w:p>
+      <w:pPr>
+        <w:pStyle w:val="Heading3"/>
+      </w:pPr>
+      <w:bookmarkStart w:id="52" w:name="哪些文件需要清理"/>
+      <w:r>
+        <w:t xml:space="preserve">哪些文件需要清理？</w:t>
+      </w:r>
+      <w:bookmarkEnd w:id="52"/>
+    </w:p>
+    <w:tbl>
+      <w:tblPr>
+        <w:tblStyle w:val="Table"/>
+        <w:tblW w:type="pct" w:w="0.0"/>
+        <w:tblLook w:firstRow="1" w:lastRow="0" w:firstColumn="0" w:lastColumn="0" w:noHBand="0" w:noVBand="0"/>
+      </w:tblPr>
+      <w:tblGrid/>
+      <w:tr>
+        <w:trPr>
+          <w:cnfStyle w:firstRow="1"/>
+        </w:trPr>
+        <w:tc>
+          <w:tcPr>
+            <w:tcBorders>
+              <w:bottom w:val="single"/>
+            </w:tcBorders>
+            <w:vAlign w:val="bottom"/>
+          </w:tcPr>
+          <w:p>
+            <w:pPr>
+              <w:pStyle w:val="Compact"/>
+              <w:jc w:val="left"/>
+            </w:pPr>
+            <w:r>
+              <w:t xml:space="preserve">位置</w:t>
+            </w:r>
+          </w:p>
+        </w:tc>
+        <w:tc>
+          <w:tcPr>
+            <w:tcBorders>
+              <w:bottom w:val="single"/>
+            </w:tcBorders>
+            <w:vAlign w:val="bottom"/>
+          </w:tcPr>
+          <w:p>
+            <w:pPr>
+              <w:pStyle w:val="Compact"/>
+              <w:jc w:val="left"/>
+            </w:pPr>
+            <w:r>
+              <w:t xml:space="preserve">文件/目录</w:t>
+            </w:r>
+          </w:p>
+        </w:tc>
+        <w:tc>
+          <w:tcPr>
+            <w:tcBorders>
+              <w:bottom w:val="single"/>
+            </w:tcBorders>
+            <w:vAlign w:val="bottom"/>
+          </w:tcPr>
+          <w:p>
+            <w:pPr>
+              <w:pStyle w:val="Compact"/>
+              <w:jc w:val="left"/>
+            </w:pPr>
+            <w:r>
+              <w:t xml:space="preserve">说明</w:t>
+            </w:r>
+          </w:p>
+        </w:tc>
+      </w:tr>
+      <w:tr>
+        <w:tc>
+          <w:p>
+            <w:pPr>
+              <w:pStyle w:val="Compact"/>
+              <w:jc w:val="left"/>
+            </w:pPr>
+            <w:r>
+              <w:t xml:space="preserve">宿主机</w:t>
+            </w:r>
+            <w:r>
+              <w:t xml:space="preserve"> </w:t>
+            </w:r>
+            <w:r>
+              <w:rPr>
+                <w:rStyle w:val="VerbatimChar"/>
+              </w:rPr>
+              <w:t xml:space="preserve">~/Desktop/x5_work/</w:t>
+            </w:r>
+          </w:p>
+        </w:tc>
+        <w:tc>
+          <w:p>
+            <w:pPr>
+              <w:pStyle w:val="Compact"/>
+              <w:jc w:val="left"/>
+            </w:pPr>
+            <w:r>
+              <w:rPr>
+                <w:rStyle w:val="VerbatimChar"/>
+              </w:rPr>
+              <w:t xml:space="preserve">best.pt</w:t>
+            </w:r>
+            <w:r>
+              <w:t xml:space="preserve">、</w:t>
+            </w:r>
+            <w:r>
+              <w:rPr>
+                <w:rStyle w:val="VerbatimChar"/>
+              </w:rPr>
+              <w:t xml:space="preserve">best.onnx</w:t>
+            </w:r>
+          </w:p>
+        </w:tc>
+        <w:tc>
+          <w:p>
+            <w:pPr>
+              <w:pStyle w:val="Compact"/>
+              <w:jc w:val="left"/>
+            </w:pPr>
+            <w:r>
+              <w:t xml:space="preserve">旧模型权重和 ONNX</w:t>
+            </w:r>
+          </w:p>
+        </w:tc>
+      </w:tr>
+      <w:tr>
+        <w:tc>
+          <w:p>
+            <w:pPr>
+              <w:pStyle w:val="Compact"/>
+              <w:jc w:val="left"/>
+            </w:pPr>
+            <w:r>
+              <w:t xml:space="preserve">宿主机</w:t>
+            </w:r>
+            <w:r>
+              <w:t xml:space="preserve"> </w:t>
+            </w:r>
+            <w:r>
+              <w:rPr>
+                <w:rStyle w:val="VerbatimChar"/>
+              </w:rPr>
+              <w:t xml:space="preserve">~/Desktop/x5_work/</w:t>
+            </w:r>
+          </w:p>
+        </w:tc>
+        <w:tc>
+          <w:p>
+            <w:pPr>
+              <w:pStyle w:val="Compact"/>
+              <w:jc w:val="left"/>
+            </w:pPr>
+            <w:r>
+              <w:rPr>
+                <w:rStyle w:val="VerbatimChar"/>
+              </w:rPr>
+              <w:t xml:space="preserve">yolo_config.yaml</w:t>
+            </w:r>
+          </w:p>
+        </w:tc>
+        <w:tc>
+          <w:p>
+            <w:pPr>
+              <w:pStyle w:val="Compact"/>
+              <w:jc w:val="left"/>
+            </w:pPr>
+            <w:r>
+              <w:t xml:space="preserve">旧转换配置</w:t>
+            </w:r>
+          </w:p>
+        </w:tc>
+      </w:tr>
+      <w:tr>
+        <w:tc>
+          <w:p>
+            <w:pPr>
+              <w:pStyle w:val="Compact"/>
+              <w:jc w:val="left"/>
+            </w:pPr>
+            <w:r>
+              <w:t xml:space="preserve">宿主机</w:t>
+            </w:r>
+            <w:r>
+              <w:t xml:space="preserve"> </w:t>
+            </w:r>
+            <w:r>
+              <w:rPr>
+                <w:rStyle w:val="VerbatimChar"/>
+              </w:rPr>
+              <w:t xml:space="preserve">~/Desktop/x5_work/</w:t>
+            </w:r>
+          </w:p>
+        </w:tc>
+        <w:tc>
+          <w:p>
+            <w:pPr>
+              <w:pStyle w:val="Compact"/>
+              <w:jc w:val="left"/>
+            </w:pPr>
+            <w:r>
+              <w:rPr>
+                <w:rStyle w:val="VerbatimChar"/>
+              </w:rPr>
+              <w:t xml:space="preserve">model_output/</w:t>
+            </w:r>
+          </w:p>
+        </w:tc>
+        <w:tc>
+          <w:p>
+            <w:pPr>
+              <w:pStyle w:val="Compact"/>
+              <w:jc w:val="left"/>
+            </w:pPr>
+            <w:r>
+              <w:t xml:space="preserve">旧 .bin 产出</w:t>
+            </w:r>
+          </w:p>
+        </w:tc>
+      </w:tr>
+      <w:tr>
+        <w:tc>
+          <w:p>
+            <w:pPr>
+              <w:pStyle w:val="Compact"/>
+              <w:jc w:val="left"/>
+            </w:pPr>
+            <w:r>
+              <w:t xml:space="preserve">宿主机</w:t>
+            </w:r>
+            <w:r>
+              <w:t xml:space="preserve"> </w:t>
+            </w:r>
+            <w:r>
+              <w:rPr>
+                <w:rStyle w:val="VerbatimChar"/>
+              </w:rPr>
+              <w:t xml:space="preserve">~/Desktop/x5_work/</w:t>
+            </w:r>
+          </w:p>
+        </w:tc>
+        <w:tc>
+          <w:p>
+            <w:pPr>
+              <w:pStyle w:val="Compact"/>
+              <w:jc w:val="left"/>
+            </w:pPr>
+            <w:r>
+              <w:rPr>
+                <w:rStyle w:val="VerbatimChar"/>
+              </w:rPr>
+              <w:t xml:space="preserve">calibration_data/</w:t>
+            </w:r>
+            <w:r>
+              <w:t xml:space="preserve">、</w:t>
+            </w:r>
+            <w:r>
+              <w:rPr>
+                <w:rStyle w:val="VerbatimChar"/>
+              </w:rPr>
+              <w:t xml:space="preserve">calibration_images/</w:t>
+            </w:r>
+          </w:p>
+        </w:tc>
+        <w:tc>
+          <w:p>
+            <w:pPr>
+              <w:pStyle w:val="Compact"/>
+              <w:jc w:val="left"/>
+            </w:pPr>
+            <w:r>
+              <w:t xml:space="preserve">旧校准数据</w:t>
+            </w:r>
+          </w:p>
+        </w:tc>
+      </w:tr>
+      <w:tr>
+        <w:tc>
+          <w:p>
+            <w:pPr>
+              <w:pStyle w:val="Compact"/>
+              <w:jc w:val="left"/>
+            </w:pPr>
+            <w:r>
+              <w:t xml:space="preserve">宿主机</w:t>
+            </w:r>
+            <w:r>
+              <w:t xml:space="preserve"> </w:t>
+            </w:r>
+            <w:r>
+              <w:rPr>
+                <w:rStyle w:val="VerbatimChar"/>
+              </w:rPr>
+              <w:t xml:space="preserve">~/Desktop/x5_work/</w:t>
+            </w:r>
+          </w:p>
+        </w:tc>
+        <w:tc>
+          <w:p>
+            <w:pPr>
+              <w:pStyle w:val="Compact"/>
+              <w:jc w:val="left"/>
+            </w:pPr>
+            <w:r>
+              <w:rPr>
+                <w:rStyle w:val="VerbatimChar"/>
+              </w:rPr>
+              <w:t xml:space="preserve">yolov5/</w:t>
+            </w:r>
+          </w:p>
+        </w:tc>
+        <w:tc>
+          <w:p>
+            <w:pPr>
+              <w:pStyle w:val="Compact"/>
+              <w:jc w:val="left"/>
+            </w:pPr>
+            <w:r>
+              <w:t xml:space="preserve">旧 yolov5 仓库（含中间文件）</w:t>
+            </w:r>
+          </w:p>
+        </w:tc>
+      </w:tr>
+      <w:tr>
+        <w:tc>
+          <w:p>
+            <w:pPr>
+              <w:pStyle w:val="Compact"/>
+              <w:jc w:val="left"/>
+            </w:pPr>
+            <w:r>
+              <w:t xml:space="preserve">宿主机</w:t>
+            </w:r>
+            <w:r>
+              <w:t xml:space="preserve"> </w:t>
+            </w:r>
+            <w:r>
+              <w:rPr>
+                <w:rStyle w:val="VerbatimChar"/>
+              </w:rPr>
+              <w:t xml:space="preserve">~/Desktop/x5_work/</w:t>
+            </w:r>
+          </w:p>
+        </w:tc>
+        <w:tc>
+          <w:p>
+            <w:pPr>
+              <w:pStyle w:val="Compact"/>
+              <w:jc w:val="left"/>
+            </w:pPr>
+            <w:r>
+              <w:rPr>
+                <w:rStyle w:val="VerbatimChar"/>
+              </w:rPr>
+              <w:t xml:space="preserve">*.html</w:t>
+            </w:r>
+          </w:p>
+        </w:tc>
+        <w:tc>
+          <w:p>
+            <w:pPr>
+              <w:pStyle w:val="Compact"/>
+              <w:jc w:val="left"/>
+            </w:pPr>
+            <w:r>
+              <w:t xml:space="preserve">旧性能报告</w:t>
+            </w:r>
+          </w:p>
+        </w:tc>
+      </w:tr>
+      <w:tr>
+        <w:tc>
+          <w:p>
+            <w:pPr>
+              <w:pStyle w:val="Compact"/>
+              <w:jc w:val="left"/>
+            </w:pPr>
+            <w:r>
+              <w:t xml:space="preserve">Docker 容器</w:t>
+            </w:r>
+          </w:p>
+        </w:tc>
+        <w:tc>
+          <w:p>
+            <w:pPr>
+              <w:pStyle w:val="Compact"/>
+              <w:jc w:val="left"/>
+            </w:pPr>
+            <w:r>
+              <w:t xml:space="preserve">容器实例</w:t>
+            </w:r>
+          </w:p>
+        </w:tc>
+        <w:tc>
+          <w:p>
+            <w:pPr>
+              <w:pStyle w:val="Compact"/>
+              <w:jc w:val="left"/>
+            </w:pPr>
+            <w:r>
+              <w:t xml:space="preserve">退出即清（</w:t>
+            </w:r>
+            <w:r>
+              <w:rPr>
+                <w:rStyle w:val="VerbatimChar"/>
+              </w:rPr>
+              <w:t xml:space="preserve">--rm</w:t>
+            </w:r>
+            <w:r>
+              <w:t xml:space="preserve"> </w:t>
+            </w:r>
+            <w:r>
+              <w:t xml:space="preserve">参数）</w:t>
+            </w:r>
+          </w:p>
+        </w:tc>
+      </w:tr>
+    </w:tbl>
+    <w:p>
+      <w:pPr>
+        <w:pStyle w:val="Heading3"/>
+      </w:pPr>
+      <w:bookmarkStart w:id="53" w:name="一键清理脚本"/>
+      <w:r>
+        <w:t xml:space="preserve">一键清理脚本</w:t>
+      </w:r>
+      <w:bookmarkEnd w:id="53"/>
+    </w:p>
+    <w:p>
+      <w:pPr>
+        <w:pStyle w:val="BlockText"/>
+      </w:pPr>
+      <w:r>
+        <w:t xml:space="preserve">⚠️</w:t>
+      </w:r>
+      <w:r>
+        <w:t xml:space="preserve"> </w:t>
+      </w:r>
+      <w:r>
+        <w:rPr>
+          <w:b/>
+        </w:rPr>
+        <w:t xml:space="preserve">再次确认</w:t>
+      </w:r>
+      <w:r>
+        <w:t xml:space="preserve">：看到</w:t>
+      </w:r>
+      <w:r>
+        <w:t xml:space="preserve"> </w:t>
+      </w:r>
+      <w:r>
+        <w:rPr>
+          <w:rStyle w:val="VerbatimChar"/>
+        </w:rPr>
+        <w:t xml:space="preserve">hafeizhou@</w:t>
+      </w:r>
+      <w:r>
+        <w:t xml:space="preserve"> </w:t>
+      </w:r>
+      <w:r>
+        <w:t xml:space="preserve">开头的提示符才能执行！如果是</w:t>
+      </w:r>
+      <w:r>
+        <w:t xml:space="preserve"> </w:t>
+      </w:r>
+      <w:r>
+        <w:rPr>
+          <w:rStyle w:val="VerbatimChar"/>
+        </w:rPr>
+        <w:t xml:space="preserve">root@</w:t>
+      </w:r>
+      <w:r>
+        <w:t xml:space="preserve"> </w:t>
+      </w:r>
+      <w:r>
+        <w:t xml:space="preserve">开头，先</w:t>
+      </w:r>
+      <w:r>
+        <w:t xml:space="preserve"> </w:t>
+      </w:r>
+      <w:r>
+        <w:rPr>
+          <w:rStyle w:val="VerbatimChar"/>
+        </w:rPr>
+        <w:t xml:space="preserve">exit</w:t>
+      </w:r>
+      <w:r>
+        <w:t xml:space="preserve"> </w:t>
+      </w:r>
+      <w:r>
+        <w:t xml:space="preserve">退出容器！</w:t>
+      </w:r>
+    </w:p>
+    <w:p>
+      <w:pPr>
+        <w:pStyle w:val="SourceCode"/>
+      </w:pPr>
+      <w:r>
+        <w:rPr>
+          <w:rStyle w:val="CommentTok"/>
+        </w:rPr>
+        <w:t xml:space="preserve"># 在宿主机执行！！！不要进容器！！！</w:t>
+      </w:r>
+      <w:r>
+        <w:br/>
+      </w:r>
+      <w:r>
+        <w:rPr>
+          <w:rStyle w:val="BuiltInTok"/>
+        </w:rPr>
+        <w:t xml:space="preserve">cd</w:t>
+      </w:r>
+      <w:r>
+        <w:rPr>
+          <w:rStyle w:val="NormalTok"/>
+        </w:rPr>
+        <w:t xml:space="preserve"> ~/Desktop/x5_work</w:t>
+      </w:r>
+      <w:r>
+        <w:br/>
+      </w:r>
+      <w:r>
+        <w:br/>
+      </w:r>
+      <w:r>
+        <w:rPr>
+          <w:rStyle w:val="CommentTok"/>
+        </w:rPr>
+        <w:t xml:space="preserve"># === 清旧模型文件 ===</w:t>
+      </w:r>
+      <w:r>
+        <w:br/>
+      </w:r>
+      <w:r>
+        <w:rPr>
+          <w:rStyle w:val="FunctionTok"/>
+        </w:rPr>
+        <w:t xml:space="preserve">rm</w:t>
+      </w:r>
+      <w:r>
+        <w:rPr>
+          <w:rStyle w:val="NormalTok"/>
+        </w:rPr>
+        <w:t xml:space="preserve"> -f best.pt best.onnx</w:t>
+      </w:r>
+      <w:r>
+        <w:br/>
+      </w:r>
+      <w:r>
+        <w:br/>
+      </w:r>
+      <w:r>
+        <w:rPr>
+          <w:rStyle w:val="CommentTok"/>
+        </w:rPr>
+        <w:t xml:space="preserve"># === 清转换产出 ===</w:t>
+      </w:r>
+      <w:r>
+        <w:br/>
+      </w:r>
+      <w:r>
+        <w:rPr>
+          <w:rStyle w:val="FunctionTok"/>
+        </w:rPr>
+        <w:t xml:space="preserve">rm</w:t>
+      </w:r>
+      <w:r>
+        <w:rPr>
+          <w:rStyle w:val="NormalTok"/>
+        </w:rPr>
+        <w:t xml:space="preserve"> -rf model_output/</w:t>
+      </w:r>
+      <w:r>
+        <w:br/>
+      </w:r>
+      <w:r>
+        <w:br/>
+      </w:r>
+      <w:r>
+        <w:rPr>
+          <w:rStyle w:val="CommentTok"/>
+        </w:rPr>
+        <w:t xml:space="preserve"># === 清校准数据 ===</w:t>
+      </w:r>
+      <w:r>
+        <w:br/>
+      </w:r>
+      <w:r>
+        <w:rPr>
+          <w:rStyle w:val="FunctionTok"/>
+        </w:rPr>
+        <w:t xml:space="preserve">rm</w:t>
+      </w:r>
+      <w:r>
+        <w:rPr>
+          <w:rStyle w:val="NormalTok"/>
+        </w:rPr>
+        <w:t xml:space="preserve"> -rf calibration_data/ calibration_images/</w:t>
+      </w:r>
+      <w:r>
+        <w:br/>
+      </w:r>
+      <w:r>
+        <w:br/>
+      </w:r>
+      <w:r>
+        <w:rPr>
+          <w:rStyle w:val="CommentTok"/>
+        </w:rPr>
+        <w:t xml:space="preserve"># === 清中间配置文件 ===</w:t>
+      </w:r>
+      <w:r>
+        <w:br/>
+      </w:r>
+      <w:r>
+        <w:rPr>
+          <w:rStyle w:val="FunctionTok"/>
+        </w:rPr>
+        <w:t xml:space="preserve">rm</w:t>
+      </w:r>
+      <w:r>
+        <w:rPr>
+          <w:rStyle w:val="NormalTok"/>
+        </w:rPr>
+        <w:t xml:space="preserve"> -f yolo_config.yaml preprocess.py</w:t>
+      </w:r>
+      <w:r>
+        <w:br/>
+      </w:r>
+      <w:r>
+        <w:rPr>
+          <w:rStyle w:val="FunctionTok"/>
+        </w:rPr>
+        <w:t xml:space="preserve">rm</w:t>
+      </w:r>
+      <w:r>
+        <w:rPr>
+          <w:rStyle w:val="NormalTok"/>
+        </w:rPr>
+        <w:t xml:space="preserve"> -f *.html</w:t>
+      </w:r>
+      <w:r>
+        <w:br/>
+      </w:r>
+      <w:r>
+        <w:br/>
+      </w:r>
+      <w:r>
+        <w:rPr>
+          <w:rStyle w:val="CommentTok"/>
+        </w:rPr>
+        <w:t xml:space="preserve"># === 清 yolov5 仓库（下次会自动 git clone 新的）===</w:t>
+      </w:r>
+      <w:r>
+        <w:br/>
+      </w:r>
+      <w:r>
+        <w:rPr>
+          <w:rStyle w:val="FunctionTok"/>
+        </w:rPr>
+        <w:t xml:space="preserve">rm</w:t>
+      </w:r>
+      <w:r>
+        <w:rPr>
+          <w:rStyle w:val="NormalTok"/>
+        </w:rPr>
+        <w:t xml:space="preserve"> -rf yolov5/</w:t>
+      </w:r>
+      <w:r>
+        <w:br/>
+      </w:r>
+      <w:r>
+        <w:br/>
+      </w:r>
+      <w:r>
+        <w:rPr>
+          <w:rStyle w:val="CommentTok"/>
+        </w:rPr>
+        <w:t xml:space="preserve"># === 确认清理结果 ===</w:t>
+      </w:r>
+      <w:r>
+        <w:br/>
+      </w:r>
+      <w:r>
+        <w:rPr>
+          <w:rStyle w:val="BuiltInTok"/>
+        </w:rPr>
+        <w:t xml:space="preserve">echo</w:t>
+      </w:r>
+      <w:r>
+        <w:rPr>
+          <w:rStyle w:val="NormalTok"/>
+        </w:rPr>
+        <w:t xml:space="preserve"> </w:t>
+      </w:r>
+      <w:r>
+        <w:rPr>
+          <w:rStyle w:val="StringTok"/>
+        </w:rPr>
+        <w:t xml:space="preserve">"=== 清理完毕，当前目录内容 ==="</w:t>
+      </w:r>
+      <w:r>
+        <w:br/>
+      </w:r>
+      <w:r>
+        <w:rPr>
+          <w:rStyle w:val="FunctionTok"/>
+        </w:rPr>
+        <w:t xml:space="preserve">ls</w:t>
+      </w:r>
+      <w:r>
+        <w:rPr>
+          <w:rStyle w:val="NormalTok"/>
+        </w:rPr>
+        <w:t xml:space="preserve"> -la</w:t>
+      </w:r>
+    </w:p>
+    <w:p>
+      <w:pPr>
+        <w:pStyle w:val="Heading3"/>
+      </w:pPr>
+      <w:bookmarkStart w:id="54" w:name="清理后重新转换的步骤"/>
+      <w:r>
+        <w:t xml:space="preserve">清理后重新转换的步骤</w:t>
+      </w:r>
+      <w:bookmarkEnd w:id="54"/>
+    </w:p>
+    <w:p>
+      <w:pPr>
+        <w:pStyle w:val="SourceCode"/>
+      </w:pPr>
+      <w:r>
+        <w:rPr>
+          <w:rStyle w:val="CommentTok"/>
+        </w:rPr>
+        <w:t xml:space="preserve"># 1. 把新 best.pt 放进工作目录</w:t>
+      </w:r>
+      <w:r>
+        <w:br/>
+      </w:r>
+      <w:r>
+        <w:rPr>
+          <w:rStyle w:val="FunctionTok"/>
+        </w:rPr>
+        <w:t xml:space="preserve">cp</w:t>
+      </w:r>
+      <w:r>
+        <w:rPr>
+          <w:rStyle w:val="NormalTok"/>
+        </w:rPr>
+        <w:t xml:space="preserve"> /path/to/new_best.pt ~/Desktop/x5_work/best.pt</w:t>
+      </w:r>
+      <w:r>
+        <w:br/>
+      </w:r>
+      <w:r>
+        <w:br/>
+      </w:r>
+      <w:r>
+        <w:rPr>
+          <w:rStyle w:val="CommentTok"/>
+        </w:rPr>
+        <w:t xml:space="preserve"># 2. 重新跑 PT → ONNX（按你的路线选择）</w:t>
+      </w:r>
+      <w:r>
+        <w:br/>
+      </w:r>
+      <w:r>
+        <w:rPr>
+          <w:rStyle w:val="CommentTok"/>
+        </w:rPr>
+        <w:t xml:space="preserve">#    YOLOv5：按「第一篇」步骤 2</w:t>
+      </w:r>
+      <w:r>
+        <w:br/>
+      </w:r>
+      <w:r>
+        <w:rPr>
+          <w:rStyle w:val="CommentTok"/>
+        </w:rPr>
+        <w:t xml:space="preserve">#    Ultralytics：按「第二篇」步骤 2</w:t>
+      </w:r>
+      <w:r>
+        <w:br/>
+      </w:r>
+      <w:r>
+        <w:br/>
+      </w:r>
+      <w:r>
+        <w:rPr>
+          <w:rStyle w:val="CommentTok"/>
+        </w:rPr>
+        <w:t xml:space="preserve"># 3. 重新跑 Checker → makertbin（按「第三篇」步骤）</w:t>
+      </w:r>
+    </w:p>
+    <w:p>
+      <w:pPr>
+        <w:pStyle w:val="Heading3"/>
+      </w:pPr>
+      <w:bookmarkStart w:id="55" w:name="docker-容器清理可选"/>
+      <w:r>
+        <w:t xml:space="preserve">Docker 容器清理（可选）</w:t>
+      </w:r>
+      <w:bookmarkEnd w:id="55"/>
+    </w:p>
+    <w:p>
+      <w:pPr>
+        <w:pStyle w:val="SourceCode"/>
+      </w:pPr>
+      <w:r>
+        <w:rPr>
+          <w:rStyle w:val="CommentTok"/>
+        </w:rPr>
+        <w:t xml:space="preserve"># 查看暂停/退出的容器</w:t>
+      </w:r>
+      <w:r>
+        <w:br/>
+      </w:r>
+      <w:r>
+        <w:rPr>
+          <w:rStyle w:val="ExtensionTok"/>
+        </w:rPr>
+        <w:t xml:space="preserve">docker</w:t>
+      </w:r>
+      <w:r>
+        <w:rPr>
+          <w:rStyle w:val="NormalTok"/>
+        </w:rPr>
+        <w:t xml:space="preserve"> ps -a</w:t>
+      </w:r>
+      <w:r>
+        <w:br/>
+      </w:r>
+      <w:r>
+        <w:br/>
+      </w:r>
+      <w:r>
+        <w:rPr>
+          <w:rStyle w:val="CommentTok"/>
+        </w:rPr>
+        <w:t xml:space="preserve"># 清所有已退出容器</w:t>
+      </w:r>
+      <w:r>
+        <w:br/>
+      </w:r>
+      <w:r>
+        <w:rPr>
+          <w:rStyle w:val="ExtensionTok"/>
+        </w:rPr>
+        <w:t xml:space="preserve">docker</w:t>
+      </w:r>
+      <w:r>
+        <w:rPr>
+          <w:rStyle w:val="NormalTok"/>
+        </w:rPr>
+        <w:t xml:space="preserve"> container prune -f</w:t>
+      </w:r>
+      <w:r>
+        <w:br/>
+      </w:r>
+      <w:r>
+        <w:br/>
+      </w:r>
+      <w:r>
+        <w:rPr>
+          <w:rStyle w:val="CommentTok"/>
+        </w:rPr>
+        <w:t xml:space="preserve"># 清未使用的镜像（慎用，会删掉工具链镜像）</w:t>
+      </w:r>
+      <w:r>
+        <w:br/>
+      </w:r>
+      <w:r>
+        <w:rPr>
+          <w:rStyle w:val="CommentTok"/>
+        </w:rPr>
+        <w:t xml:space="preserve"># docker image prune -a</w:t>
+      </w:r>
+    </w:p>
+    <w:p>
+      <w:r>
+        <w:pict>
+          <v:rect style="width:0;height:1.5pt" o:hralign="center" o:hrstd="t" o:hr="t"/>
+        </w:pict>
+      </w:r>
+    </w:p>
+    <w:p>
+      <w:pPr>
         <w:pStyle w:val="Heading1"/>
       </w:pPr>
-      <w:bookmarkStart w:id="45" w:name="附录"/>
+      <w:bookmarkStart w:id="56" w:name="附录"/>
       <w:r>
         <w:t xml:space="preserve">附录</w:t>
       </w:r>
-      <w:bookmarkEnd w:id="45"/>
+      <w:bookmarkEnd w:id="56"/>
     </w:p>
     <w:p>
       <w:pPr>
         <w:pStyle w:val="Heading2"/>
       </w:pPr>
-      <w:bookmarkStart w:id="46" w:name="a.-完整操作流程速查"/>
+      <w:bookmarkStart w:id="57" w:name="a.-完整操作流程速查"/>
       <w:r>
         <w:t xml:space="preserve">A. 完整操作流程速查</w:t>
       </w:r>
-      <w:bookmarkEnd w:id="46"/>
+      <w:bookmarkEnd w:id="57"/>
     </w:p>
     <w:p>
       <w:pPr>
@@ -5296,11 +7874,11 @@
       <w:pPr>
         <w:pStyle w:val="Heading2"/>
       </w:pPr>
-      <w:bookmarkStart w:id="47" w:name="b.-踩坑清单所有已验证的坑"/>
+      <w:bookmarkStart w:id="58" w:name="b.-踩坑清单所有已验证的坑"/>
       <w:r>
         <w:t xml:space="preserve">B. 踩坑清单（所有已验证的坑）</w:t>
       </w:r>
-      <w:bookmarkEnd w:id="47"/>
+      <w:bookmarkEnd w:id="58"/>
     </w:p>
     <w:tbl>
       <w:tblPr>
@@ -6153,16 +8731,95 @@
           </w:p>
         </w:tc>
       </w:tr>
+      <w:tr>
+        <w:tc>
+          <w:p>
+            <w:pPr>
+              <w:pStyle w:val="Compact"/>
+              <w:jc w:val="left"/>
+            </w:pPr>
+            <w:r>
+              <w:t xml:space="preserve">🔴 14</w:t>
+            </w:r>
+          </w:p>
+        </w:tc>
+        <w:tc>
+          <w:p>
+            <w:pPr>
+              <w:pStyle w:val="Compact"/>
+              <w:jc w:val="left"/>
+            </w:pPr>
+            <w:r>
+              <w:t xml:space="preserve">清理</w:t>
+            </w:r>
+          </w:p>
+        </w:tc>
+        <w:tc>
+          <w:p>
+            <w:pPr>
+              <w:pStyle w:val="Compact"/>
+              <w:jc w:val="left"/>
+            </w:pPr>
+            <w:r>
+              <w:rPr>
+                <w:b/>
+              </w:rPr>
+              <w:t xml:space="preserve">在 Docker 容器内执行 rm -rf 删光了宿主机文件</w:t>
+            </w:r>
+          </w:p>
+        </w:tc>
+        <w:tc>
+          <w:p>
+            <w:pPr>
+              <w:pStyle w:val="Compact"/>
+              <w:jc w:val="left"/>
+            </w:pPr>
+            <w:r>
+              <w:t xml:space="preserve">清理命令只能在宿主机执行，容器内</w:t>
+            </w:r>
+            <w:r>
+              <w:t xml:space="preserve"> </w:t>
+            </w:r>
+            <w:r>
+              <w:rPr>
+                <w:rStyle w:val="VerbatimChar"/>
+              </w:rPr>
+              <w:t xml:space="preserve">/workspace</w:t>
+            </w:r>
+            <w:r>
+              <w:t xml:space="preserve"> </w:t>
+            </w:r>
+            <w:r>
+              <w:t xml:space="preserve">就是挂载的宿主机目录。先</w:t>
+            </w:r>
+            <w:r>
+              <w:t xml:space="preserve"> </w:t>
+            </w:r>
+            <w:r>
+              <w:rPr>
+                <w:rStyle w:val="VerbatimChar"/>
+              </w:rPr>
+              <w:t xml:space="preserve">exit</w:t>
+            </w:r>
+            <w:r>
+              <w:t xml:space="preserve"> </w:t>
+            </w:r>
+            <w:r>
+              <w:t xml:space="preserve">退出容器再清理！</w:t>
+            </w:r>
+          </w:p>
+        </w:tc>
+      </w:tr>
     </w:tbl>
     <w:p>
       <w:pPr>
         <w:pStyle w:val="Heading2"/>
       </w:pPr>
-      <w:bookmarkStart w:id="48" w:name="c.-参考链接"/>
+      <w:bookmarkStart w:id="59" w:name="c.-参考链接"/>
       <w:r>
         <w:t xml:space="preserve">C. 参考链接</w:t>
       </w:r>
-      <w:bookmarkEnd w:id="48"/>
+      <w:bookmarkEnd w:id="59"/>
     </w:p>
     <w:tbl>
       <w:tblPr>
@@ -6393,11 +9050,11 @@
       <w:pPr>
         <w:pStyle w:val="Heading2"/>
       </w:pPr>
-      <w:bookmarkStart w:id="49" w:name="d.-联系方式与版权"/>
+      <w:bookmarkStart w:id="60" w:name="d.-联系方式与版权"/>
       <w:r>
         <w:t xml:space="preserve">D. 联系方式与版权</w:t>
       </w:r>
-      <w:bookmarkEnd w:id="49"/>
+      <w:bookmarkEnd w:id="60"/>
     </w:p>
     <w:tbl>
       <w:tblPr>
@@ -6801,8 +9458,114 @@
       </w:pPr>
     </w:lvl>
   </w:abstractNum>
+  <w:abstractNum w:abstractNumId="991">
+    <w:nsid w:val="ea454b4c"/>
+    <w:multiLevelType w:val="multilevel"/>
+    <w:lvl w:ilvl="0">
+      <w:numFmt w:val="bullet"/>
+      <w:lvlText w:val="•"/>
+      <w:lvlJc w:val="left"/>
+      <w:pPr>
+        <w:tabs>
+          <w:tab w:val="num" w:pos="0"/>
+        </w:tabs>
+        <w:ind w:left="480" w:hanging="480"/>
+      </w:pPr>
+    </w:lvl>
+    <w:lvl w:ilvl="1">
+      <w:numFmt w:val="bullet"/>
+      <w:lvlText w:val="–"/>
+      <w:lvlJc w:val="left"/>
+      <w:pPr>
+        <w:tabs>
+          <w:tab w:val="num" w:pos="720"/>
+        </w:tabs>
+        <w:ind w:left="1200" w:hanging="480"/>
+      </w:pPr>
+    </w:lvl>
+    <w:lvl w:ilvl="2">
+      <w:numFmt w:val="bullet"/>
+      <w:lvlText w:val="•"/>
+      <w:lvlJc w:val="left"/>
+      <w:pPr>
+        <w:tabs>
+          <w:tab w:val="num" w:pos="1440"/>
+        </w:tabs>
+        <w:ind w:left="1920" w:hanging="480"/>
+      </w:pPr>
+    </w:lvl>
+    <w:lvl w:ilvl="3">
+      <w:numFmt w:val="bullet"/>
+      <w:lvlText w:val="–"/>
+      <w:lvlJc w:val="left"/>
+      <w:pPr>
+        <w:tabs>
+          <w:tab w:val="num" w:pos="2160"/>
+        </w:tabs>
+        <w:ind w:left="2640" w:hanging="480"/>
+      </w:pPr>
+    </w:lvl>
+    <w:lvl w:ilvl="4">
+      <w:numFmt w:val="bullet"/>
+      <w:lvlText w:val="•"/>
+      <w:lvlJc w:val="left"/>
+      <w:pPr>
+        <w:tabs>
+          <w:tab w:val="num" w:pos="2880"/>
+        </w:tabs>
+        <w:ind w:left="3360" w:hanging="480"/>
+      </w:pPr>
+    </w:lvl>
+    <w:lvl w:ilvl="5">
+      <w:numFmt w:val="bullet"/>
+      <w:lvlText w:val="–"/>
+      <w:lvlJc w:val="left"/>
+      <w:pPr>
+        <w:tabs>
+          <w:tab w:val="num" w:pos="3600"/>
+        </w:tabs>
+        <w:ind w:left="4080" w:hanging="480"/>
+      </w:pPr>
+    </w:lvl>
+    <w:lvl w:ilvl="6">
+      <w:numFmt w:val="bullet"/>
+      <w:lvlText w:val="•"/>
+      <w:lvlJc w:val="left"/>
+      <w:pPr>
+        <w:tabs>
+          <w:tab w:val="num" w:pos="4320"/>
+        </w:tabs>
+        <w:ind w:left="4800" w:hanging="480"/>
+      </w:pPr>
+    </w:lvl>
+    <w:lvl w:ilvl="7">
+      <w:numFmt w:val="bullet"/>
+      <w:lvlText w:val="–"/>
+      <w:lvlJc w:val="left"/>
+      <w:pPr>
+        <w:tabs>
+          <w:tab w:val="num" w:pos="5040"/>
+        </w:tabs>
+        <w:ind w:left="5520" w:hanging="480"/>
+      </w:pPr>
+    </w:lvl>
+    <w:lvl w:ilvl="8">
+      <w:numFmt w:val="bullet"/>
+      <w:lvlText w:val="•"/>
+      <w:lvlJc w:val="left"/>
+      <w:pPr>
+        <w:tabs>
+          <w:tab w:val="num" w:pos="5760"/>
+        </w:tabs>
+        <w:ind w:left="6240" w:hanging="480"/>
+      </w:pPr>
+    </w:lvl>
+  </w:abstractNum>
   <w:num w:numId="1000">
     <w:abstractNumId w:val="990"/>
+  </w:num>
+  <w:num w:numId="1001">
+    <w:abstractNumId w:val="991"/>
   </w:num>
 </w:numbering>
 </file>
